--- a/6-过程管理/运行记录类文件/060205-科捷智能青岛总部项目会议系统-过程量化指标.docx
+++ b/6-过程管理/运行记录类文件/060205-科捷智能青岛总部项目会议系统-过程量化指标.docx
@@ -1633,6 +1633,8 @@
         </w:rPr>
         <w:br w:type="page"/>
       </w:r>
+      <w:bookmarkStart w:id="2" w:name="_GoBack"/>
+      <w:bookmarkEnd w:id="2"/>
     </w:p>
     <w:p>
       <w:pPr>
@@ -1650,7 +1652,6 @@
           <w:lang w:val="en-US" w:eastAsia="zh-CN" w:bidi="ar-SA"/>
         </w:rPr>
       </w:pPr>
-      <w:bookmarkStart w:id="2" w:name="_GoBack"/>
       <w:r>
         <w:rPr>
           <w:rFonts w:hint="eastAsia" w:ascii="Arial" w:hAnsi="Arial" w:eastAsia="Arial" w:cs="Arial"/>
@@ -1680,12 +1681,11 @@
         <w:t>-过程量化指标</w:t>
       </w:r>
     </w:p>
-    <w:bookmarkEnd w:id="2"/>
     <w:tbl>
       <w:tblPr>
         <w:tblStyle w:val="39"/>
-        <w:tblW w:w="8070" w:type="dxa"/>
-        <w:tblInd w:w="6" w:type="dxa"/>
+        <w:tblW w:w="8928" w:type="dxa"/>
+        <w:jc w:val="center"/>
         <w:tblBorders>
           <w:top w:val="single" w:color="000000" w:sz="6" w:space="0"/>
           <w:left w:val="single" w:color="000000" w:sz="6" w:space="0"/>
@@ -1696,18 +1696,18 @@
         </w:tblBorders>
         <w:tblLayout w:type="fixed"/>
         <w:tblCellMar>
-          <w:top w:w="0" w:type="dxa"/>
-          <w:left w:w="0" w:type="dxa"/>
-          <w:bottom w:w="0" w:type="dxa"/>
-          <w:right w:w="0" w:type="dxa"/>
+          <w:top w:w="32" w:type="dxa"/>
+          <w:left w:w="64" w:type="dxa"/>
+          <w:bottom w:w="32" w:type="dxa"/>
+          <w:right w:w="64" w:type="dxa"/>
         </w:tblCellMar>
       </w:tblPr>
       <w:tblGrid>
-        <w:gridCol w:w="1147"/>
-        <w:gridCol w:w="2028"/>
-        <w:gridCol w:w="818"/>
-        <w:gridCol w:w="3468"/>
-        <w:gridCol w:w="609"/>
+        <w:gridCol w:w="1383"/>
+        <w:gridCol w:w="1958"/>
+        <w:gridCol w:w="970"/>
+        <w:gridCol w:w="3861"/>
+        <w:gridCol w:w="756"/>
       </w:tblGrid>
       <w:tr>
         <w:tblPrEx>
@@ -1720,22 +1720,31 @@
             <w:insideV w:val="single" w:color="000000" w:sz="6" w:space="0"/>
           </w:tblBorders>
           <w:tblCellMar>
-            <w:top w:w="0" w:type="dxa"/>
-            <w:left w:w="0" w:type="dxa"/>
-            <w:bottom w:w="0" w:type="dxa"/>
-            <w:right w:w="0" w:type="dxa"/>
+            <w:top w:w="32" w:type="dxa"/>
+            <w:left w:w="64" w:type="dxa"/>
+            <w:bottom w:w="32" w:type="dxa"/>
+            <w:right w:w="64" w:type="dxa"/>
           </w:tblCellMar>
         </w:tblPrEx>
         <w:trPr>
-          <w:trHeight w:val="430" w:hRule="atLeast"/>
+          <w:trHeight w:val="0" w:hRule="atLeast"/>
+          <w:tblHeader/>
+          <w:jc w:val="center"/>
         </w:trPr>
         <w:tc>
           <w:tcPr>
-            <w:tcW w:w="1147" w:type="dxa"/>
-            <w:vAlign w:val="center"/>
-          </w:tcPr>
-          <w:p>
-            <w:pPr>
+            <w:tcW w:w="1383" w:type="dxa"/>
+            <w:tcBorders>
+              <w:top w:val="single" w:color="auto" w:sz="12" w:space="0"/>
+              <w:left w:val="single" w:color="auto" w:sz="12" w:space="0"/>
+              <w:bottom w:val="single" w:color="auto" w:sz="4" w:space="0"/>
+              <w:right w:val="single" w:color="auto" w:sz="4" w:space="0"/>
+            </w:tcBorders>
+            <w:vAlign w:val="center"/>
+          </w:tcPr>
+          <w:p>
+            <w:pPr>
+              <w:snapToGrid w:val="0"/>
               <w:jc w:val="center"/>
               <w:rPr>
                 <w:rFonts w:hint="eastAsia" w:ascii="宋体" w:hAnsi="宋体" w:eastAsia="宋体" w:cs="宋体"/>
@@ -1743,6 +1752,7 @@
                 <w:bCs/>
                 <w:sz w:val="18"/>
                 <w:szCs w:val="18"/>
+                <w:lang w:eastAsia="zh-CN"/>
               </w:rPr>
             </w:pPr>
             <w:r>
@@ -1752,6 +1762,7 @@
                 <w:bCs/>
                 <w:sz w:val="18"/>
                 <w:szCs w:val="18"/>
+                <w:lang w:eastAsia="zh-CN"/>
               </w:rPr>
               <w:t>指标类别</w:t>
             </w:r>
@@ -1759,11 +1770,18 @@
         </w:tc>
         <w:tc>
           <w:tcPr>
-            <w:tcW w:w="2028" w:type="dxa"/>
-            <w:vAlign w:val="center"/>
-          </w:tcPr>
-          <w:p>
-            <w:pPr>
+            <w:tcW w:w="1958" w:type="dxa"/>
+            <w:tcBorders>
+              <w:top w:val="single" w:color="auto" w:sz="12" w:space="0"/>
+              <w:left w:val="single" w:color="auto" w:sz="4" w:space="0"/>
+              <w:bottom w:val="single" w:color="auto" w:sz="4" w:space="0"/>
+              <w:right w:val="single" w:color="auto" w:sz="4" w:space="0"/>
+            </w:tcBorders>
+            <w:vAlign w:val="center"/>
+          </w:tcPr>
+          <w:p>
+            <w:pPr>
+              <w:snapToGrid w:val="0"/>
               <w:jc w:val="center"/>
               <w:rPr>
                 <w:rFonts w:hint="eastAsia" w:ascii="宋体" w:hAnsi="宋体" w:eastAsia="宋体" w:cs="宋体"/>
@@ -1771,6 +1789,7 @@
                 <w:bCs/>
                 <w:sz w:val="18"/>
                 <w:szCs w:val="18"/>
+                <w:lang w:eastAsia="zh-CN"/>
               </w:rPr>
             </w:pPr>
             <w:r>
@@ -1780,6 +1799,7 @@
                 <w:bCs/>
                 <w:sz w:val="18"/>
                 <w:szCs w:val="18"/>
+                <w:lang w:eastAsia="zh-CN"/>
               </w:rPr>
               <w:t>指标度量项</w:t>
             </w:r>
@@ -1787,11 +1807,18 @@
         </w:tc>
         <w:tc>
           <w:tcPr>
-            <w:tcW w:w="818" w:type="dxa"/>
-            <w:vAlign w:val="center"/>
-          </w:tcPr>
-          <w:p>
-            <w:pPr>
+            <w:tcW w:w="970" w:type="dxa"/>
+            <w:tcBorders>
+              <w:top w:val="single" w:color="auto" w:sz="12" w:space="0"/>
+              <w:left w:val="single" w:color="auto" w:sz="4" w:space="0"/>
+              <w:bottom w:val="single" w:color="auto" w:sz="4" w:space="0"/>
+              <w:right w:val="single" w:color="auto" w:sz="4" w:space="0"/>
+            </w:tcBorders>
+            <w:vAlign w:val="center"/>
+          </w:tcPr>
+          <w:p>
+            <w:pPr>
+              <w:snapToGrid w:val="0"/>
               <w:jc w:val="center"/>
               <w:rPr>
                 <w:rFonts w:hint="eastAsia" w:ascii="宋体" w:hAnsi="宋体" w:eastAsia="宋体" w:cs="宋体"/>
@@ -1799,6 +1826,7 @@
                 <w:bCs/>
                 <w:sz w:val="18"/>
                 <w:szCs w:val="18"/>
+                <w:lang w:eastAsia="zh-CN"/>
               </w:rPr>
             </w:pPr>
             <w:r>
@@ -1808,6 +1836,7 @@
                 <w:bCs/>
                 <w:sz w:val="18"/>
                 <w:szCs w:val="18"/>
+                <w:lang w:eastAsia="zh-CN"/>
               </w:rPr>
               <w:t>指标要求</w:t>
             </w:r>
@@ -1815,11 +1844,18 @@
         </w:tc>
         <w:tc>
           <w:tcPr>
-            <w:tcW w:w="3468" w:type="dxa"/>
-            <w:vAlign w:val="center"/>
-          </w:tcPr>
-          <w:p>
-            <w:pPr>
+            <w:tcW w:w="3861" w:type="dxa"/>
+            <w:tcBorders>
+              <w:top w:val="single" w:color="auto" w:sz="12" w:space="0"/>
+              <w:left w:val="single" w:color="auto" w:sz="4" w:space="0"/>
+              <w:bottom w:val="single" w:color="auto" w:sz="4" w:space="0"/>
+              <w:right w:val="single" w:color="auto" w:sz="4" w:space="0"/>
+            </w:tcBorders>
+            <w:vAlign w:val="center"/>
+          </w:tcPr>
+          <w:p>
+            <w:pPr>
+              <w:snapToGrid w:val="0"/>
               <w:jc w:val="center"/>
               <w:rPr>
                 <w:rFonts w:hint="eastAsia" w:ascii="宋体" w:hAnsi="宋体" w:eastAsia="宋体" w:cs="宋体"/>
@@ -1827,6 +1863,7 @@
                 <w:bCs/>
                 <w:sz w:val="18"/>
                 <w:szCs w:val="18"/>
+                <w:lang w:eastAsia="zh-CN"/>
               </w:rPr>
             </w:pPr>
             <w:r>
@@ -1836,6 +1873,7 @@
                 <w:bCs/>
                 <w:sz w:val="18"/>
                 <w:szCs w:val="18"/>
+                <w:lang w:eastAsia="zh-CN"/>
               </w:rPr>
               <w:t>计算公式</w:t>
             </w:r>
@@ -1843,11 +1881,18 @@
         </w:tc>
         <w:tc>
           <w:tcPr>
-            <w:tcW w:w="609" w:type="dxa"/>
-            <w:vAlign w:val="center"/>
-          </w:tcPr>
-          <w:p>
-            <w:pPr>
+            <w:tcW w:w="756" w:type="dxa"/>
+            <w:tcBorders>
+              <w:top w:val="single" w:color="auto" w:sz="12" w:space="0"/>
+              <w:left w:val="single" w:color="auto" w:sz="4" w:space="0"/>
+              <w:bottom w:val="single" w:color="auto" w:sz="4" w:space="0"/>
+              <w:right w:val="single" w:color="auto" w:sz="12" w:space="0"/>
+            </w:tcBorders>
+            <w:vAlign w:val="center"/>
+          </w:tcPr>
+          <w:p>
+            <w:pPr>
+              <w:snapToGrid w:val="0"/>
               <w:jc w:val="center"/>
               <w:rPr>
                 <w:rFonts w:hint="eastAsia" w:ascii="宋体" w:hAnsi="宋体" w:eastAsia="宋体" w:cs="宋体"/>
@@ -1855,6 +1900,7 @@
                 <w:bCs/>
                 <w:sz w:val="18"/>
                 <w:szCs w:val="18"/>
+                <w:lang w:eastAsia="zh-CN"/>
               </w:rPr>
             </w:pPr>
             <w:r>
@@ -1864,6 +1910,7 @@
                 <w:bCs/>
                 <w:sz w:val="18"/>
                 <w:szCs w:val="18"/>
+                <w:lang w:eastAsia="zh-CN"/>
               </w:rPr>
               <w:t>频率</w:t>
             </w:r>
@@ -1881,23 +1928,31 @@
             <w:insideV w:val="single" w:color="000000" w:sz="6" w:space="0"/>
           </w:tblBorders>
           <w:tblCellMar>
-            <w:top w:w="0" w:type="dxa"/>
-            <w:left w:w="0" w:type="dxa"/>
-            <w:bottom w:w="0" w:type="dxa"/>
-            <w:right w:w="0" w:type="dxa"/>
+            <w:top w:w="32" w:type="dxa"/>
+            <w:left w:w="64" w:type="dxa"/>
+            <w:bottom w:w="32" w:type="dxa"/>
+            <w:right w:w="64" w:type="dxa"/>
           </w:tblCellMar>
         </w:tblPrEx>
         <w:trPr>
-          <w:trHeight w:val="224" w:hRule="atLeast"/>
+          <w:trHeight w:val="0" w:hRule="atLeast"/>
+          <w:jc w:val="center"/>
         </w:trPr>
         <w:tc>
           <w:tcPr>
-            <w:tcW w:w="1147" w:type="dxa"/>
-            <w:shd w:val="clear" w:color="auto" w:fill="auto"/>
-            <w:vAlign w:val="center"/>
-          </w:tcPr>
-          <w:p>
-            <w:pPr>
+            <w:tcW w:w="1383" w:type="dxa"/>
+            <w:tcBorders>
+              <w:top w:val="single" w:color="auto" w:sz="4" w:space="0"/>
+              <w:left w:val="single" w:color="auto" w:sz="12" w:space="0"/>
+              <w:bottom w:val="single" w:color="auto" w:sz="4" w:space="0"/>
+              <w:right w:val="single" w:color="auto" w:sz="4" w:space="0"/>
+            </w:tcBorders>
+            <w:shd w:val="clear" w:color="auto" w:fill="auto"/>
+            <w:vAlign w:val="center"/>
+          </w:tcPr>
+          <w:p>
+            <w:pPr>
+              <w:snapToGrid w:val="0"/>
               <w:jc w:val="center"/>
               <w:rPr>
                 <w:rFonts w:hint="eastAsia" w:ascii="宋体" w:hAnsi="宋体" w:eastAsia="宋体" w:cs="宋体"/>
@@ -1921,11 +1976,20 @@
         </w:tc>
         <w:tc>
           <w:tcPr>
-            <w:tcW w:w="2028" w:type="dxa"/>
-            <w:shd w:val="clear" w:color="auto" w:fill="auto"/>
-          </w:tcPr>
-          <w:p>
-            <w:pPr>
+            <w:tcW w:w="1958" w:type="dxa"/>
+            <w:tcBorders>
+              <w:top w:val="single" w:color="auto" w:sz="4" w:space="0"/>
+              <w:left w:val="single" w:color="auto" w:sz="4" w:space="0"/>
+              <w:bottom w:val="single" w:color="auto" w:sz="4" w:space="0"/>
+              <w:right w:val="single" w:color="auto" w:sz="4" w:space="0"/>
+            </w:tcBorders>
+            <w:shd w:val="clear" w:color="auto" w:fill="auto"/>
+            <w:vAlign w:val="center"/>
+          </w:tcPr>
+          <w:p>
+            <w:pPr>
+              <w:snapToGrid w:val="0"/>
+              <w:jc w:val="center"/>
               <w:rPr>
                 <w:rFonts w:hint="eastAsia" w:ascii="宋体" w:hAnsi="宋体" w:eastAsia="宋体" w:cs="宋体"/>
                 <w:snapToGrid w:val="0"/>
@@ -1948,11 +2012,20 @@
         </w:tc>
         <w:tc>
           <w:tcPr>
-            <w:tcW w:w="818" w:type="dxa"/>
-            <w:shd w:val="clear" w:color="auto" w:fill="auto"/>
-          </w:tcPr>
-          <w:p>
-            <w:pPr>
+            <w:tcW w:w="970" w:type="dxa"/>
+            <w:tcBorders>
+              <w:top w:val="single" w:color="auto" w:sz="4" w:space="0"/>
+              <w:left w:val="single" w:color="auto" w:sz="4" w:space="0"/>
+              <w:bottom w:val="single" w:color="auto" w:sz="4" w:space="0"/>
+              <w:right w:val="single" w:color="auto" w:sz="4" w:space="0"/>
+            </w:tcBorders>
+            <w:shd w:val="clear" w:color="auto" w:fill="auto"/>
+            <w:vAlign w:val="center"/>
+          </w:tcPr>
+          <w:p>
+            <w:pPr>
+              <w:snapToGrid w:val="0"/>
+              <w:jc w:val="right"/>
               <w:rPr>
                 <w:rFonts w:hint="eastAsia" w:ascii="宋体" w:hAnsi="宋体" w:eastAsia="宋体" w:cs="宋体"/>
                 <w:snapToGrid w:val="0"/>
@@ -1975,11 +2048,20 @@
         </w:tc>
         <w:tc>
           <w:tcPr>
-            <w:tcW w:w="3468" w:type="dxa"/>
-            <w:shd w:val="clear" w:color="auto" w:fill="auto"/>
-          </w:tcPr>
-          <w:p>
-            <w:pPr>
+            <w:tcW w:w="3861" w:type="dxa"/>
+            <w:tcBorders>
+              <w:top w:val="single" w:color="auto" w:sz="4" w:space="0"/>
+              <w:left w:val="single" w:color="auto" w:sz="4" w:space="0"/>
+              <w:bottom w:val="single" w:color="auto" w:sz="4" w:space="0"/>
+              <w:right w:val="single" w:color="auto" w:sz="4" w:space="0"/>
+            </w:tcBorders>
+            <w:shd w:val="clear" w:color="auto" w:fill="auto"/>
+            <w:vAlign w:val="center"/>
+          </w:tcPr>
+          <w:p>
+            <w:pPr>
+              <w:snapToGrid w:val="0"/>
+              <w:jc w:val="left"/>
               <w:rPr>
                 <w:rFonts w:hint="eastAsia" w:ascii="宋体" w:hAnsi="宋体" w:eastAsia="宋体" w:cs="宋体"/>
                 <w:snapToGrid w:val="0"/>
@@ -2002,11 +2084,20 @@
         </w:tc>
         <w:tc>
           <w:tcPr>
-            <w:tcW w:w="609" w:type="dxa"/>
-            <w:shd w:val="clear" w:color="auto" w:fill="auto"/>
-          </w:tcPr>
-          <w:p>
-            <w:pPr>
+            <w:tcW w:w="756" w:type="dxa"/>
+            <w:tcBorders>
+              <w:top w:val="single" w:color="auto" w:sz="4" w:space="0"/>
+              <w:left w:val="single" w:color="auto" w:sz="4" w:space="0"/>
+              <w:bottom w:val="single" w:color="auto" w:sz="4" w:space="0"/>
+              <w:right w:val="single" w:color="auto" w:sz="12" w:space="0"/>
+            </w:tcBorders>
+            <w:shd w:val="clear" w:color="auto" w:fill="auto"/>
+            <w:vAlign w:val="center"/>
+          </w:tcPr>
+          <w:p>
+            <w:pPr>
+              <w:snapToGrid w:val="0"/>
+              <w:jc w:val="center"/>
               <w:rPr>
                 <w:rFonts w:hint="eastAsia" w:ascii="宋体" w:hAnsi="宋体" w:eastAsia="宋体" w:cs="宋体"/>
                 <w:snapToGrid w:val="0"/>
@@ -2039,24 +2130,32 @@
             <w:insideV w:val="single" w:color="000000" w:sz="6" w:space="0"/>
           </w:tblBorders>
           <w:tblCellMar>
-            <w:top w:w="0" w:type="dxa"/>
-            <w:left w:w="0" w:type="dxa"/>
-            <w:bottom w:w="0" w:type="dxa"/>
-            <w:right w:w="0" w:type="dxa"/>
+            <w:top w:w="32" w:type="dxa"/>
+            <w:left w:w="64" w:type="dxa"/>
+            <w:bottom w:w="32" w:type="dxa"/>
+            <w:right w:w="64" w:type="dxa"/>
           </w:tblCellMar>
         </w:tblPrEx>
         <w:trPr>
-          <w:trHeight w:val="224" w:hRule="atLeast"/>
+          <w:trHeight w:val="0" w:hRule="atLeast"/>
+          <w:jc w:val="center"/>
         </w:trPr>
         <w:tc>
           <w:tcPr>
-            <w:tcW w:w="1147" w:type="dxa"/>
+            <w:tcW w:w="1383" w:type="dxa"/>
             <w:vMerge w:val="restart"/>
-            <w:shd w:val="clear" w:color="auto" w:fill="auto"/>
-            <w:vAlign w:val="center"/>
-          </w:tcPr>
-          <w:p>
-            <w:pPr>
+            <w:tcBorders>
+              <w:top w:val="single" w:color="auto" w:sz="4" w:space="0"/>
+              <w:left w:val="single" w:color="auto" w:sz="12" w:space="0"/>
+              <w:bottom w:val="single" w:color="auto" w:sz="4" w:space="0"/>
+              <w:right w:val="single" w:color="auto" w:sz="4" w:space="0"/>
+            </w:tcBorders>
+            <w:shd w:val="clear" w:color="auto" w:fill="auto"/>
+            <w:vAlign w:val="center"/>
+          </w:tcPr>
+          <w:p>
+            <w:pPr>
+              <w:snapToGrid w:val="0"/>
               <w:jc w:val="center"/>
               <w:rPr>
                 <w:rFonts w:hint="eastAsia" w:ascii="宋体" w:hAnsi="宋体" w:eastAsia="宋体" w:cs="宋体"/>
@@ -2077,11 +2176,20 @@
         </w:tc>
         <w:tc>
           <w:tcPr>
-            <w:tcW w:w="2028" w:type="dxa"/>
-            <w:shd w:val="clear" w:color="auto" w:fill="auto"/>
-          </w:tcPr>
-          <w:p>
-            <w:pPr>
+            <w:tcW w:w="1958" w:type="dxa"/>
+            <w:tcBorders>
+              <w:top w:val="single" w:color="auto" w:sz="4" w:space="0"/>
+              <w:left w:val="single" w:color="auto" w:sz="4" w:space="0"/>
+              <w:bottom w:val="single" w:color="auto" w:sz="4" w:space="0"/>
+              <w:right w:val="single" w:color="auto" w:sz="4" w:space="0"/>
+            </w:tcBorders>
+            <w:shd w:val="clear" w:color="auto" w:fill="auto"/>
+            <w:vAlign w:val="center"/>
+          </w:tcPr>
+          <w:p>
+            <w:pPr>
+              <w:snapToGrid w:val="0"/>
+              <w:jc w:val="center"/>
               <w:rPr>
                 <w:rFonts w:hint="eastAsia" w:ascii="宋体" w:hAnsi="宋体" w:eastAsia="宋体" w:cs="宋体"/>
                 <w:sz w:val="18"/>
@@ -2101,11 +2209,20 @@
         </w:tc>
         <w:tc>
           <w:tcPr>
-            <w:tcW w:w="818" w:type="dxa"/>
-            <w:shd w:val="clear" w:color="auto" w:fill="auto"/>
-          </w:tcPr>
-          <w:p>
-            <w:pPr>
+            <w:tcW w:w="970" w:type="dxa"/>
+            <w:tcBorders>
+              <w:top w:val="single" w:color="auto" w:sz="4" w:space="0"/>
+              <w:left w:val="single" w:color="auto" w:sz="4" w:space="0"/>
+              <w:bottom w:val="single" w:color="auto" w:sz="4" w:space="0"/>
+              <w:right w:val="single" w:color="auto" w:sz="4" w:space="0"/>
+            </w:tcBorders>
+            <w:shd w:val="clear" w:color="auto" w:fill="auto"/>
+            <w:vAlign w:val="center"/>
+          </w:tcPr>
+          <w:p>
+            <w:pPr>
+              <w:snapToGrid w:val="0"/>
+              <w:jc w:val="right"/>
               <w:rPr>
                 <w:rFonts w:hint="eastAsia" w:ascii="宋体" w:hAnsi="宋体" w:eastAsia="宋体" w:cs="宋体"/>
                 <w:sz w:val="18"/>
@@ -2125,11 +2242,20 @@
         </w:tc>
         <w:tc>
           <w:tcPr>
-            <w:tcW w:w="3468" w:type="dxa"/>
-            <w:shd w:val="clear" w:color="auto" w:fill="auto"/>
-          </w:tcPr>
-          <w:p>
-            <w:pPr>
+            <w:tcW w:w="3861" w:type="dxa"/>
+            <w:tcBorders>
+              <w:top w:val="single" w:color="auto" w:sz="4" w:space="0"/>
+              <w:left w:val="single" w:color="auto" w:sz="4" w:space="0"/>
+              <w:bottom w:val="single" w:color="auto" w:sz="4" w:space="0"/>
+              <w:right w:val="single" w:color="auto" w:sz="4" w:space="0"/>
+            </w:tcBorders>
+            <w:shd w:val="clear" w:color="auto" w:fill="auto"/>
+            <w:vAlign w:val="center"/>
+          </w:tcPr>
+          <w:p>
+            <w:pPr>
+              <w:snapToGrid w:val="0"/>
+              <w:jc w:val="left"/>
               <w:rPr>
                 <w:rFonts w:hint="eastAsia" w:ascii="宋体" w:hAnsi="宋体" w:eastAsia="宋体" w:cs="宋体"/>
                 <w:sz w:val="18"/>
@@ -2166,11 +2292,20 @@
         </w:tc>
         <w:tc>
           <w:tcPr>
-            <w:tcW w:w="609" w:type="dxa"/>
-            <w:shd w:val="clear" w:color="auto" w:fill="auto"/>
-          </w:tcPr>
-          <w:p>
-            <w:pPr>
+            <w:tcW w:w="756" w:type="dxa"/>
+            <w:tcBorders>
+              <w:top w:val="single" w:color="auto" w:sz="4" w:space="0"/>
+              <w:left w:val="single" w:color="auto" w:sz="4" w:space="0"/>
+              <w:bottom w:val="single" w:color="auto" w:sz="4" w:space="0"/>
+              <w:right w:val="single" w:color="auto" w:sz="12" w:space="0"/>
+            </w:tcBorders>
+            <w:shd w:val="clear" w:color="auto" w:fill="auto"/>
+            <w:vAlign w:val="center"/>
+          </w:tcPr>
+          <w:p>
+            <w:pPr>
+              <w:snapToGrid w:val="0"/>
+              <w:jc w:val="center"/>
               <w:rPr>
                 <w:rFonts w:hint="eastAsia" w:ascii="宋体" w:hAnsi="宋体" w:eastAsia="宋体" w:cs="宋体"/>
                 <w:sz w:val="18"/>
@@ -2200,23 +2335,31 @@
             <w:insideV w:val="single" w:color="000000" w:sz="6" w:space="0"/>
           </w:tblBorders>
           <w:tblCellMar>
-            <w:top w:w="0" w:type="dxa"/>
-            <w:left w:w="0" w:type="dxa"/>
-            <w:bottom w:w="0" w:type="dxa"/>
-            <w:right w:w="0" w:type="dxa"/>
+            <w:top w:w="32" w:type="dxa"/>
+            <w:left w:w="64" w:type="dxa"/>
+            <w:bottom w:w="32" w:type="dxa"/>
+            <w:right w:w="64" w:type="dxa"/>
           </w:tblCellMar>
         </w:tblPrEx>
         <w:trPr>
-          <w:trHeight w:val="171" w:hRule="atLeast"/>
+          <w:trHeight w:val="0" w:hRule="atLeast"/>
+          <w:jc w:val="center"/>
         </w:trPr>
         <w:tc>
           <w:tcPr>
-            <w:tcW w:w="1147" w:type="dxa"/>
+            <w:tcW w:w="1383" w:type="dxa"/>
             <w:vMerge w:val="continue"/>
-            <w:vAlign w:val="center"/>
-          </w:tcPr>
-          <w:p>
-            <w:pPr>
+            <w:tcBorders>
+              <w:top w:val="single" w:color="auto" w:sz="4" w:space="0"/>
+              <w:left w:val="single" w:color="auto" w:sz="12" w:space="0"/>
+              <w:bottom w:val="single" w:color="auto" w:sz="4" w:space="0"/>
+              <w:right w:val="single" w:color="auto" w:sz="4" w:space="0"/>
+            </w:tcBorders>
+            <w:vAlign w:val="center"/>
+          </w:tcPr>
+          <w:p>
+            <w:pPr>
+              <w:snapToGrid w:val="0"/>
               <w:jc w:val="center"/>
               <w:rPr>
                 <w:rFonts w:hint="eastAsia" w:ascii="宋体" w:hAnsi="宋体" w:eastAsia="宋体" w:cs="宋体"/>
@@ -2228,11 +2371,20 @@
         </w:tc>
         <w:tc>
           <w:tcPr>
-            <w:tcW w:w="2028" w:type="dxa"/>
-            <w:shd w:val="clear" w:color="auto" w:fill="auto"/>
-          </w:tcPr>
-          <w:p>
-            <w:pPr>
+            <w:tcW w:w="1958" w:type="dxa"/>
+            <w:tcBorders>
+              <w:top w:val="single" w:color="auto" w:sz="4" w:space="0"/>
+              <w:left w:val="single" w:color="auto" w:sz="4" w:space="0"/>
+              <w:bottom w:val="single" w:color="auto" w:sz="4" w:space="0"/>
+              <w:right w:val="single" w:color="auto" w:sz="4" w:space="0"/>
+            </w:tcBorders>
+            <w:shd w:val="clear" w:color="auto" w:fill="auto"/>
+            <w:vAlign w:val="center"/>
+          </w:tcPr>
+          <w:p>
+            <w:pPr>
+              <w:snapToGrid w:val="0"/>
+              <w:jc w:val="center"/>
               <w:rPr>
                 <w:rFonts w:hint="eastAsia" w:ascii="宋体" w:hAnsi="宋体" w:eastAsia="宋体" w:cs="宋体"/>
                 <w:sz w:val="18"/>
@@ -2252,11 +2404,20 @@
         </w:tc>
         <w:tc>
           <w:tcPr>
-            <w:tcW w:w="818" w:type="dxa"/>
-            <w:shd w:val="clear" w:color="auto" w:fill="auto"/>
-          </w:tcPr>
-          <w:p>
-            <w:pPr>
+            <w:tcW w:w="970" w:type="dxa"/>
+            <w:tcBorders>
+              <w:top w:val="single" w:color="auto" w:sz="4" w:space="0"/>
+              <w:left w:val="single" w:color="auto" w:sz="4" w:space="0"/>
+              <w:bottom w:val="single" w:color="auto" w:sz="4" w:space="0"/>
+              <w:right w:val="single" w:color="auto" w:sz="4" w:space="0"/>
+            </w:tcBorders>
+            <w:shd w:val="clear" w:color="auto" w:fill="auto"/>
+            <w:vAlign w:val="center"/>
+          </w:tcPr>
+          <w:p>
+            <w:pPr>
+              <w:snapToGrid w:val="0"/>
+              <w:jc w:val="right"/>
               <w:rPr>
                 <w:rFonts w:hint="eastAsia" w:ascii="宋体" w:hAnsi="宋体" w:eastAsia="宋体" w:cs="宋体"/>
                 <w:sz w:val="18"/>
@@ -2276,11 +2437,20 @@
         </w:tc>
         <w:tc>
           <w:tcPr>
-            <w:tcW w:w="3468" w:type="dxa"/>
-            <w:shd w:val="clear" w:color="auto" w:fill="auto"/>
-          </w:tcPr>
-          <w:p>
-            <w:pPr>
+            <w:tcW w:w="3861" w:type="dxa"/>
+            <w:tcBorders>
+              <w:top w:val="single" w:color="auto" w:sz="4" w:space="0"/>
+              <w:left w:val="single" w:color="auto" w:sz="4" w:space="0"/>
+              <w:bottom w:val="single" w:color="auto" w:sz="4" w:space="0"/>
+              <w:right w:val="single" w:color="auto" w:sz="4" w:space="0"/>
+            </w:tcBorders>
+            <w:shd w:val="clear" w:color="auto" w:fill="auto"/>
+            <w:vAlign w:val="center"/>
+          </w:tcPr>
+          <w:p>
+            <w:pPr>
+              <w:snapToGrid w:val="0"/>
+              <w:jc w:val="left"/>
               <w:rPr>
                 <w:rFonts w:hint="eastAsia" w:ascii="宋体" w:hAnsi="宋体" w:eastAsia="宋体" w:cs="宋体"/>
                 <w:sz w:val="18"/>
@@ -2317,11 +2487,20 @@
         </w:tc>
         <w:tc>
           <w:tcPr>
-            <w:tcW w:w="609" w:type="dxa"/>
-            <w:shd w:val="clear" w:color="auto" w:fill="auto"/>
-          </w:tcPr>
-          <w:p>
-            <w:pPr>
+            <w:tcW w:w="756" w:type="dxa"/>
+            <w:tcBorders>
+              <w:top w:val="single" w:color="auto" w:sz="4" w:space="0"/>
+              <w:left w:val="single" w:color="auto" w:sz="4" w:space="0"/>
+              <w:bottom w:val="single" w:color="auto" w:sz="4" w:space="0"/>
+              <w:right w:val="single" w:color="auto" w:sz="12" w:space="0"/>
+            </w:tcBorders>
+            <w:shd w:val="clear" w:color="auto" w:fill="auto"/>
+            <w:vAlign w:val="center"/>
+          </w:tcPr>
+          <w:p>
+            <w:pPr>
+              <w:snapToGrid w:val="0"/>
+              <w:jc w:val="center"/>
               <w:rPr>
                 <w:rFonts w:hint="eastAsia" w:ascii="宋体" w:hAnsi="宋体" w:eastAsia="宋体" w:cs="宋体"/>
                 <w:sz w:val="18"/>
@@ -2351,23 +2530,31 @@
             <w:insideV w:val="single" w:color="000000" w:sz="6" w:space="0"/>
           </w:tblBorders>
           <w:tblCellMar>
-            <w:top w:w="0" w:type="dxa"/>
-            <w:left w:w="0" w:type="dxa"/>
-            <w:bottom w:w="0" w:type="dxa"/>
-            <w:right w:w="0" w:type="dxa"/>
+            <w:top w:w="32" w:type="dxa"/>
+            <w:left w:w="64" w:type="dxa"/>
+            <w:bottom w:w="32" w:type="dxa"/>
+            <w:right w:w="64" w:type="dxa"/>
           </w:tblCellMar>
         </w:tblPrEx>
         <w:trPr>
-          <w:trHeight w:val="430" w:hRule="atLeast"/>
+          <w:trHeight w:val="0" w:hRule="atLeast"/>
+          <w:jc w:val="center"/>
         </w:trPr>
         <w:tc>
           <w:tcPr>
-            <w:tcW w:w="1147" w:type="dxa"/>
+            <w:tcW w:w="1383" w:type="dxa"/>
             <w:vMerge w:val="continue"/>
-            <w:vAlign w:val="center"/>
-          </w:tcPr>
-          <w:p>
-            <w:pPr>
+            <w:tcBorders>
+              <w:top w:val="single" w:color="auto" w:sz="4" w:space="0"/>
+              <w:left w:val="single" w:color="auto" w:sz="12" w:space="0"/>
+              <w:bottom w:val="single" w:color="auto" w:sz="4" w:space="0"/>
+              <w:right w:val="single" w:color="auto" w:sz="4" w:space="0"/>
+            </w:tcBorders>
+            <w:vAlign w:val="center"/>
+          </w:tcPr>
+          <w:p>
+            <w:pPr>
+              <w:snapToGrid w:val="0"/>
               <w:jc w:val="center"/>
               <w:rPr>
                 <w:rFonts w:hint="eastAsia" w:ascii="宋体" w:hAnsi="宋体" w:eastAsia="宋体" w:cs="宋体"/>
@@ -2379,11 +2566,20 @@
         </w:tc>
         <w:tc>
           <w:tcPr>
-            <w:tcW w:w="2028" w:type="dxa"/>
-            <w:shd w:val="clear" w:color="auto" w:fill="auto"/>
-          </w:tcPr>
-          <w:p>
-            <w:pPr>
+            <w:tcW w:w="1958" w:type="dxa"/>
+            <w:tcBorders>
+              <w:top w:val="single" w:color="auto" w:sz="4" w:space="0"/>
+              <w:left w:val="single" w:color="auto" w:sz="4" w:space="0"/>
+              <w:bottom w:val="single" w:color="auto" w:sz="4" w:space="0"/>
+              <w:right w:val="single" w:color="auto" w:sz="4" w:space="0"/>
+            </w:tcBorders>
+            <w:shd w:val="clear" w:color="auto" w:fill="auto"/>
+            <w:vAlign w:val="center"/>
+          </w:tcPr>
+          <w:p>
+            <w:pPr>
+              <w:snapToGrid w:val="0"/>
+              <w:jc w:val="center"/>
               <w:rPr>
                 <w:rFonts w:hint="eastAsia" w:ascii="宋体" w:hAnsi="宋体" w:eastAsia="宋体" w:cs="宋体"/>
                 <w:sz w:val="18"/>
@@ -2403,11 +2599,20 @@
         </w:tc>
         <w:tc>
           <w:tcPr>
-            <w:tcW w:w="818" w:type="dxa"/>
-            <w:shd w:val="clear" w:color="auto" w:fill="auto"/>
-          </w:tcPr>
-          <w:p>
-            <w:pPr>
+            <w:tcW w:w="970" w:type="dxa"/>
+            <w:tcBorders>
+              <w:top w:val="single" w:color="auto" w:sz="4" w:space="0"/>
+              <w:left w:val="single" w:color="auto" w:sz="4" w:space="0"/>
+              <w:bottom w:val="single" w:color="auto" w:sz="4" w:space="0"/>
+              <w:right w:val="single" w:color="auto" w:sz="4" w:space="0"/>
+            </w:tcBorders>
+            <w:shd w:val="clear" w:color="auto" w:fill="auto"/>
+            <w:vAlign w:val="center"/>
+          </w:tcPr>
+          <w:p>
+            <w:pPr>
+              <w:snapToGrid w:val="0"/>
+              <w:jc w:val="right"/>
               <w:rPr>
                 <w:rFonts w:hint="eastAsia" w:ascii="宋体" w:hAnsi="宋体" w:eastAsia="宋体" w:cs="宋体"/>
                 <w:sz w:val="18"/>
@@ -2427,11 +2632,20 @@
         </w:tc>
         <w:tc>
           <w:tcPr>
-            <w:tcW w:w="3468" w:type="dxa"/>
-            <w:shd w:val="clear" w:color="auto" w:fill="auto"/>
-          </w:tcPr>
-          <w:p>
-            <w:pPr>
+            <w:tcW w:w="3861" w:type="dxa"/>
+            <w:tcBorders>
+              <w:top w:val="single" w:color="auto" w:sz="4" w:space="0"/>
+              <w:left w:val="single" w:color="auto" w:sz="4" w:space="0"/>
+              <w:bottom w:val="single" w:color="auto" w:sz="4" w:space="0"/>
+              <w:right w:val="single" w:color="auto" w:sz="4" w:space="0"/>
+            </w:tcBorders>
+            <w:shd w:val="clear" w:color="auto" w:fill="auto"/>
+            <w:vAlign w:val="center"/>
+          </w:tcPr>
+          <w:p>
+            <w:pPr>
+              <w:snapToGrid w:val="0"/>
+              <w:jc w:val="left"/>
               <w:rPr>
                 <w:rFonts w:hint="eastAsia" w:ascii="宋体" w:hAnsi="宋体" w:eastAsia="宋体" w:cs="宋体"/>
                 <w:sz w:val="18"/>
@@ -2468,11 +2682,20 @@
         </w:tc>
         <w:tc>
           <w:tcPr>
-            <w:tcW w:w="609" w:type="dxa"/>
-            <w:shd w:val="clear" w:color="auto" w:fill="auto"/>
-          </w:tcPr>
-          <w:p>
-            <w:pPr>
+            <w:tcW w:w="756" w:type="dxa"/>
+            <w:tcBorders>
+              <w:top w:val="single" w:color="auto" w:sz="4" w:space="0"/>
+              <w:left w:val="single" w:color="auto" w:sz="4" w:space="0"/>
+              <w:bottom w:val="single" w:color="auto" w:sz="4" w:space="0"/>
+              <w:right w:val="single" w:color="auto" w:sz="12" w:space="0"/>
+            </w:tcBorders>
+            <w:shd w:val="clear" w:color="auto" w:fill="auto"/>
+            <w:vAlign w:val="center"/>
+          </w:tcPr>
+          <w:p>
+            <w:pPr>
+              <w:snapToGrid w:val="0"/>
+              <w:jc w:val="center"/>
               <w:rPr>
                 <w:rFonts w:hint="eastAsia" w:ascii="宋体" w:hAnsi="宋体" w:eastAsia="宋体" w:cs="宋体"/>
                 <w:sz w:val="18"/>
@@ -2502,24 +2725,32 @@
             <w:insideV w:val="single" w:color="000000" w:sz="6" w:space="0"/>
           </w:tblBorders>
           <w:tblCellMar>
-            <w:top w:w="0" w:type="dxa"/>
-            <w:left w:w="0" w:type="dxa"/>
-            <w:bottom w:w="0" w:type="dxa"/>
-            <w:right w:w="0" w:type="dxa"/>
+            <w:top w:w="32" w:type="dxa"/>
+            <w:left w:w="64" w:type="dxa"/>
+            <w:bottom w:w="32" w:type="dxa"/>
+            <w:right w:w="64" w:type="dxa"/>
           </w:tblCellMar>
         </w:tblPrEx>
         <w:trPr>
-          <w:trHeight w:val="430" w:hRule="atLeast"/>
+          <w:trHeight w:val="0" w:hRule="atLeast"/>
+          <w:jc w:val="center"/>
         </w:trPr>
         <w:tc>
           <w:tcPr>
-            <w:tcW w:w="1147" w:type="dxa"/>
+            <w:tcW w:w="1383" w:type="dxa"/>
             <w:vMerge w:val="restart"/>
-            <w:shd w:val="clear" w:color="auto" w:fill="auto"/>
-            <w:vAlign w:val="center"/>
-          </w:tcPr>
-          <w:p>
-            <w:pPr>
+            <w:tcBorders>
+              <w:top w:val="single" w:color="auto" w:sz="4" w:space="0"/>
+              <w:left w:val="single" w:color="auto" w:sz="12" w:space="0"/>
+              <w:bottom w:val="single" w:color="auto" w:sz="4" w:space="0"/>
+              <w:right w:val="single" w:color="auto" w:sz="4" w:space="0"/>
+            </w:tcBorders>
+            <w:shd w:val="clear" w:color="auto" w:fill="auto"/>
+            <w:vAlign w:val="center"/>
+          </w:tcPr>
+          <w:p>
+            <w:pPr>
+              <w:snapToGrid w:val="0"/>
               <w:jc w:val="center"/>
               <w:rPr>
                 <w:rFonts w:hint="eastAsia" w:ascii="宋体" w:hAnsi="宋体" w:eastAsia="宋体" w:cs="宋体"/>
@@ -2540,11 +2771,20 @@
         </w:tc>
         <w:tc>
           <w:tcPr>
-            <w:tcW w:w="2028" w:type="dxa"/>
-            <w:shd w:val="clear" w:color="auto" w:fill="auto"/>
-          </w:tcPr>
-          <w:p>
-            <w:pPr>
+            <w:tcW w:w="1958" w:type="dxa"/>
+            <w:tcBorders>
+              <w:top w:val="single" w:color="auto" w:sz="4" w:space="0"/>
+              <w:left w:val="single" w:color="auto" w:sz="4" w:space="0"/>
+              <w:bottom w:val="single" w:color="auto" w:sz="4" w:space="0"/>
+              <w:right w:val="single" w:color="auto" w:sz="4" w:space="0"/>
+            </w:tcBorders>
+            <w:shd w:val="clear" w:color="auto" w:fill="auto"/>
+            <w:vAlign w:val="center"/>
+          </w:tcPr>
+          <w:p>
+            <w:pPr>
+              <w:snapToGrid w:val="0"/>
+              <w:jc w:val="center"/>
               <w:rPr>
                 <w:rFonts w:hint="eastAsia" w:ascii="宋体" w:hAnsi="宋体" w:eastAsia="宋体" w:cs="宋体"/>
                 <w:sz w:val="18"/>
@@ -2564,11 +2804,20 @@
         </w:tc>
         <w:tc>
           <w:tcPr>
-            <w:tcW w:w="818" w:type="dxa"/>
-            <w:shd w:val="clear" w:color="auto" w:fill="auto"/>
-          </w:tcPr>
-          <w:p>
-            <w:pPr>
+            <w:tcW w:w="970" w:type="dxa"/>
+            <w:tcBorders>
+              <w:top w:val="single" w:color="auto" w:sz="4" w:space="0"/>
+              <w:left w:val="single" w:color="auto" w:sz="4" w:space="0"/>
+              <w:bottom w:val="single" w:color="auto" w:sz="4" w:space="0"/>
+              <w:right w:val="single" w:color="auto" w:sz="4" w:space="0"/>
+            </w:tcBorders>
+            <w:shd w:val="clear" w:color="auto" w:fill="auto"/>
+            <w:vAlign w:val="center"/>
+          </w:tcPr>
+          <w:p>
+            <w:pPr>
+              <w:snapToGrid w:val="0"/>
+              <w:jc w:val="right"/>
               <w:rPr>
                 <w:rFonts w:hint="eastAsia" w:ascii="宋体" w:hAnsi="宋体" w:eastAsia="宋体" w:cs="宋体"/>
                 <w:sz w:val="18"/>
@@ -2588,11 +2837,20 @@
         </w:tc>
         <w:tc>
           <w:tcPr>
-            <w:tcW w:w="3468" w:type="dxa"/>
-            <w:shd w:val="clear" w:color="auto" w:fill="auto"/>
-          </w:tcPr>
-          <w:p>
-            <w:pPr>
+            <w:tcW w:w="3861" w:type="dxa"/>
+            <w:tcBorders>
+              <w:top w:val="single" w:color="auto" w:sz="4" w:space="0"/>
+              <w:left w:val="single" w:color="auto" w:sz="4" w:space="0"/>
+              <w:bottom w:val="single" w:color="auto" w:sz="4" w:space="0"/>
+              <w:right w:val="single" w:color="auto" w:sz="4" w:space="0"/>
+            </w:tcBorders>
+            <w:shd w:val="clear" w:color="auto" w:fill="auto"/>
+            <w:vAlign w:val="center"/>
+          </w:tcPr>
+          <w:p>
+            <w:pPr>
+              <w:snapToGrid w:val="0"/>
+              <w:jc w:val="left"/>
               <w:rPr>
                 <w:rFonts w:hint="eastAsia" w:ascii="宋体" w:hAnsi="宋体" w:eastAsia="宋体" w:cs="宋体"/>
                 <w:sz w:val="18"/>
@@ -2629,11 +2887,20 @@
         </w:tc>
         <w:tc>
           <w:tcPr>
-            <w:tcW w:w="609" w:type="dxa"/>
-            <w:shd w:val="clear" w:color="auto" w:fill="auto"/>
-          </w:tcPr>
-          <w:p>
-            <w:pPr>
+            <w:tcW w:w="756" w:type="dxa"/>
+            <w:tcBorders>
+              <w:top w:val="single" w:color="auto" w:sz="4" w:space="0"/>
+              <w:left w:val="single" w:color="auto" w:sz="4" w:space="0"/>
+              <w:bottom w:val="single" w:color="auto" w:sz="4" w:space="0"/>
+              <w:right w:val="single" w:color="auto" w:sz="12" w:space="0"/>
+            </w:tcBorders>
+            <w:shd w:val="clear" w:color="auto" w:fill="auto"/>
+            <w:vAlign w:val="center"/>
+          </w:tcPr>
+          <w:p>
+            <w:pPr>
+              <w:snapToGrid w:val="0"/>
+              <w:jc w:val="center"/>
               <w:rPr>
                 <w:rFonts w:hint="eastAsia" w:ascii="宋体" w:hAnsi="宋体" w:eastAsia="宋体" w:cs="宋体"/>
                 <w:sz w:val="18"/>
@@ -2663,23 +2930,31 @@
             <w:insideV w:val="single" w:color="000000" w:sz="6" w:space="0"/>
           </w:tblBorders>
           <w:tblCellMar>
-            <w:top w:w="0" w:type="dxa"/>
-            <w:left w:w="0" w:type="dxa"/>
-            <w:bottom w:w="0" w:type="dxa"/>
-            <w:right w:w="0" w:type="dxa"/>
+            <w:top w:w="32" w:type="dxa"/>
+            <w:left w:w="64" w:type="dxa"/>
+            <w:bottom w:w="32" w:type="dxa"/>
+            <w:right w:w="64" w:type="dxa"/>
           </w:tblCellMar>
         </w:tblPrEx>
         <w:trPr>
-          <w:trHeight w:val="430" w:hRule="atLeast"/>
+          <w:trHeight w:val="0" w:hRule="atLeast"/>
+          <w:jc w:val="center"/>
         </w:trPr>
         <w:tc>
           <w:tcPr>
-            <w:tcW w:w="1147" w:type="dxa"/>
+            <w:tcW w:w="1383" w:type="dxa"/>
             <w:vMerge w:val="continue"/>
-            <w:vAlign w:val="center"/>
-          </w:tcPr>
-          <w:p>
-            <w:pPr>
+            <w:tcBorders>
+              <w:top w:val="single" w:color="auto" w:sz="4" w:space="0"/>
+              <w:left w:val="single" w:color="auto" w:sz="12" w:space="0"/>
+              <w:bottom w:val="single" w:color="auto" w:sz="4" w:space="0"/>
+              <w:right w:val="single" w:color="auto" w:sz="4" w:space="0"/>
+            </w:tcBorders>
+            <w:vAlign w:val="center"/>
+          </w:tcPr>
+          <w:p>
+            <w:pPr>
+              <w:snapToGrid w:val="0"/>
               <w:jc w:val="center"/>
               <w:rPr>
                 <w:rFonts w:hint="eastAsia" w:ascii="宋体" w:hAnsi="宋体" w:eastAsia="宋体" w:cs="宋体"/>
@@ -2691,11 +2966,20 @@
         </w:tc>
         <w:tc>
           <w:tcPr>
-            <w:tcW w:w="2028" w:type="dxa"/>
-            <w:shd w:val="clear" w:color="auto" w:fill="auto"/>
-          </w:tcPr>
-          <w:p>
-            <w:pPr>
+            <w:tcW w:w="1958" w:type="dxa"/>
+            <w:tcBorders>
+              <w:top w:val="single" w:color="auto" w:sz="4" w:space="0"/>
+              <w:left w:val="single" w:color="auto" w:sz="4" w:space="0"/>
+              <w:bottom w:val="single" w:color="auto" w:sz="4" w:space="0"/>
+              <w:right w:val="single" w:color="auto" w:sz="4" w:space="0"/>
+            </w:tcBorders>
+            <w:shd w:val="clear" w:color="auto" w:fill="auto"/>
+            <w:vAlign w:val="center"/>
+          </w:tcPr>
+          <w:p>
+            <w:pPr>
+              <w:snapToGrid w:val="0"/>
+              <w:jc w:val="center"/>
               <w:rPr>
                 <w:rFonts w:hint="eastAsia" w:ascii="宋体" w:hAnsi="宋体" w:eastAsia="宋体" w:cs="宋体"/>
                 <w:sz w:val="18"/>
@@ -2715,11 +2999,20 @@
         </w:tc>
         <w:tc>
           <w:tcPr>
-            <w:tcW w:w="818" w:type="dxa"/>
-            <w:shd w:val="clear" w:color="auto" w:fill="auto"/>
-          </w:tcPr>
-          <w:p>
-            <w:pPr>
+            <w:tcW w:w="970" w:type="dxa"/>
+            <w:tcBorders>
+              <w:top w:val="single" w:color="auto" w:sz="4" w:space="0"/>
+              <w:left w:val="single" w:color="auto" w:sz="4" w:space="0"/>
+              <w:bottom w:val="single" w:color="auto" w:sz="4" w:space="0"/>
+              <w:right w:val="single" w:color="auto" w:sz="4" w:space="0"/>
+            </w:tcBorders>
+            <w:shd w:val="clear" w:color="auto" w:fill="auto"/>
+            <w:vAlign w:val="center"/>
+          </w:tcPr>
+          <w:p>
+            <w:pPr>
+              <w:snapToGrid w:val="0"/>
+              <w:jc w:val="right"/>
               <w:rPr>
                 <w:rFonts w:hint="eastAsia" w:ascii="宋体" w:hAnsi="宋体" w:eastAsia="宋体" w:cs="宋体"/>
                 <w:sz w:val="18"/>
@@ -2739,11 +3032,20 @@
         </w:tc>
         <w:tc>
           <w:tcPr>
-            <w:tcW w:w="3468" w:type="dxa"/>
-            <w:shd w:val="clear" w:color="auto" w:fill="auto"/>
-          </w:tcPr>
-          <w:p>
-            <w:pPr>
+            <w:tcW w:w="3861" w:type="dxa"/>
+            <w:tcBorders>
+              <w:top w:val="single" w:color="auto" w:sz="4" w:space="0"/>
+              <w:left w:val="single" w:color="auto" w:sz="4" w:space="0"/>
+              <w:bottom w:val="single" w:color="auto" w:sz="4" w:space="0"/>
+              <w:right w:val="single" w:color="auto" w:sz="4" w:space="0"/>
+            </w:tcBorders>
+            <w:shd w:val="clear" w:color="auto" w:fill="auto"/>
+            <w:vAlign w:val="center"/>
+          </w:tcPr>
+          <w:p>
+            <w:pPr>
+              <w:snapToGrid w:val="0"/>
+              <w:jc w:val="left"/>
               <w:rPr>
                 <w:rFonts w:hint="eastAsia" w:ascii="宋体" w:hAnsi="宋体" w:eastAsia="宋体" w:cs="宋体"/>
                 <w:sz w:val="18"/>
@@ -2780,11 +3082,20 @@
         </w:tc>
         <w:tc>
           <w:tcPr>
-            <w:tcW w:w="609" w:type="dxa"/>
-            <w:shd w:val="clear" w:color="auto" w:fill="auto"/>
-          </w:tcPr>
-          <w:p>
-            <w:pPr>
+            <w:tcW w:w="756" w:type="dxa"/>
+            <w:tcBorders>
+              <w:top w:val="single" w:color="auto" w:sz="4" w:space="0"/>
+              <w:left w:val="single" w:color="auto" w:sz="4" w:space="0"/>
+              <w:bottom w:val="single" w:color="auto" w:sz="4" w:space="0"/>
+              <w:right w:val="single" w:color="auto" w:sz="12" w:space="0"/>
+            </w:tcBorders>
+            <w:shd w:val="clear" w:color="auto" w:fill="auto"/>
+            <w:vAlign w:val="center"/>
+          </w:tcPr>
+          <w:p>
+            <w:pPr>
+              <w:snapToGrid w:val="0"/>
+              <w:jc w:val="center"/>
               <w:rPr>
                 <w:rFonts w:hint="eastAsia" w:ascii="宋体" w:hAnsi="宋体" w:eastAsia="宋体" w:cs="宋体"/>
                 <w:sz w:val="18"/>
@@ -2814,23 +3125,31 @@
             <w:insideV w:val="single" w:color="000000" w:sz="6" w:space="0"/>
           </w:tblBorders>
           <w:tblCellMar>
-            <w:top w:w="0" w:type="dxa"/>
-            <w:left w:w="0" w:type="dxa"/>
-            <w:bottom w:w="0" w:type="dxa"/>
-            <w:right w:w="0" w:type="dxa"/>
+            <w:top w:w="32" w:type="dxa"/>
+            <w:left w:w="64" w:type="dxa"/>
+            <w:bottom w:w="32" w:type="dxa"/>
+            <w:right w:w="64" w:type="dxa"/>
           </w:tblCellMar>
         </w:tblPrEx>
         <w:trPr>
-          <w:trHeight w:val="298" w:hRule="atLeast"/>
+          <w:trHeight w:val="0" w:hRule="atLeast"/>
+          <w:jc w:val="center"/>
         </w:trPr>
         <w:tc>
           <w:tcPr>
-            <w:tcW w:w="1147" w:type="dxa"/>
-            <w:shd w:val="clear" w:color="auto" w:fill="auto"/>
-            <w:vAlign w:val="center"/>
-          </w:tcPr>
-          <w:p>
-            <w:pPr>
+            <w:tcW w:w="1383" w:type="dxa"/>
+            <w:tcBorders>
+              <w:top w:val="single" w:color="auto" w:sz="4" w:space="0"/>
+              <w:left w:val="single" w:color="auto" w:sz="12" w:space="0"/>
+              <w:bottom w:val="single" w:color="auto" w:sz="4" w:space="0"/>
+              <w:right w:val="single" w:color="auto" w:sz="4" w:space="0"/>
+            </w:tcBorders>
+            <w:shd w:val="clear" w:color="auto" w:fill="auto"/>
+            <w:vAlign w:val="center"/>
+          </w:tcPr>
+          <w:p>
+            <w:pPr>
+              <w:snapToGrid w:val="0"/>
               <w:jc w:val="center"/>
               <w:rPr>
                 <w:rFonts w:hint="eastAsia" w:ascii="宋体" w:hAnsi="宋体" w:eastAsia="宋体" w:cs="宋体"/>
@@ -2851,11 +3170,20 @@
         </w:tc>
         <w:tc>
           <w:tcPr>
-            <w:tcW w:w="2028" w:type="dxa"/>
-            <w:shd w:val="clear" w:color="auto" w:fill="auto"/>
-          </w:tcPr>
-          <w:p>
-            <w:pPr>
+            <w:tcW w:w="1958" w:type="dxa"/>
+            <w:tcBorders>
+              <w:top w:val="single" w:color="auto" w:sz="4" w:space="0"/>
+              <w:left w:val="single" w:color="auto" w:sz="4" w:space="0"/>
+              <w:bottom w:val="single" w:color="auto" w:sz="4" w:space="0"/>
+              <w:right w:val="single" w:color="auto" w:sz="4" w:space="0"/>
+            </w:tcBorders>
+            <w:shd w:val="clear" w:color="auto" w:fill="auto"/>
+            <w:vAlign w:val="center"/>
+          </w:tcPr>
+          <w:p>
+            <w:pPr>
+              <w:snapToGrid w:val="0"/>
+              <w:jc w:val="center"/>
               <w:rPr>
                 <w:rFonts w:hint="eastAsia" w:ascii="宋体" w:hAnsi="宋体" w:eastAsia="宋体" w:cs="宋体"/>
                 <w:sz w:val="18"/>
@@ -2875,11 +3203,20 @@
         </w:tc>
         <w:tc>
           <w:tcPr>
-            <w:tcW w:w="818" w:type="dxa"/>
-            <w:shd w:val="clear" w:color="auto" w:fill="auto"/>
-          </w:tcPr>
-          <w:p>
-            <w:pPr>
+            <w:tcW w:w="970" w:type="dxa"/>
+            <w:tcBorders>
+              <w:top w:val="single" w:color="auto" w:sz="4" w:space="0"/>
+              <w:left w:val="single" w:color="auto" w:sz="4" w:space="0"/>
+              <w:bottom w:val="single" w:color="auto" w:sz="4" w:space="0"/>
+              <w:right w:val="single" w:color="auto" w:sz="4" w:space="0"/>
+            </w:tcBorders>
+            <w:shd w:val="clear" w:color="auto" w:fill="auto"/>
+            <w:vAlign w:val="center"/>
+          </w:tcPr>
+          <w:p>
+            <w:pPr>
+              <w:snapToGrid w:val="0"/>
+              <w:jc w:val="right"/>
               <w:rPr>
                 <w:rFonts w:hint="eastAsia" w:ascii="宋体" w:hAnsi="宋体" w:eastAsia="宋体" w:cs="宋体"/>
                 <w:sz w:val="18"/>
@@ -2899,11 +3236,20 @@
         </w:tc>
         <w:tc>
           <w:tcPr>
-            <w:tcW w:w="3468" w:type="dxa"/>
-            <w:shd w:val="clear" w:color="auto" w:fill="auto"/>
-          </w:tcPr>
-          <w:p>
-            <w:pPr>
+            <w:tcW w:w="3861" w:type="dxa"/>
+            <w:tcBorders>
+              <w:top w:val="single" w:color="auto" w:sz="4" w:space="0"/>
+              <w:left w:val="single" w:color="auto" w:sz="4" w:space="0"/>
+              <w:bottom w:val="single" w:color="auto" w:sz="4" w:space="0"/>
+              <w:right w:val="single" w:color="auto" w:sz="4" w:space="0"/>
+            </w:tcBorders>
+            <w:shd w:val="clear" w:color="auto" w:fill="auto"/>
+            <w:vAlign w:val="center"/>
+          </w:tcPr>
+          <w:p>
+            <w:pPr>
+              <w:snapToGrid w:val="0"/>
+              <w:jc w:val="left"/>
               <w:rPr>
                 <w:rFonts w:hint="eastAsia" w:ascii="宋体" w:hAnsi="宋体" w:eastAsia="宋体" w:cs="宋体"/>
                 <w:sz w:val="18"/>
@@ -2940,11 +3286,20 @@
         </w:tc>
         <w:tc>
           <w:tcPr>
-            <w:tcW w:w="609" w:type="dxa"/>
-            <w:shd w:val="clear" w:color="auto" w:fill="auto"/>
-          </w:tcPr>
-          <w:p>
-            <w:pPr>
+            <w:tcW w:w="756" w:type="dxa"/>
+            <w:tcBorders>
+              <w:top w:val="single" w:color="auto" w:sz="4" w:space="0"/>
+              <w:left w:val="single" w:color="auto" w:sz="4" w:space="0"/>
+              <w:bottom w:val="single" w:color="auto" w:sz="4" w:space="0"/>
+              <w:right w:val="single" w:color="auto" w:sz="12" w:space="0"/>
+            </w:tcBorders>
+            <w:shd w:val="clear" w:color="auto" w:fill="auto"/>
+            <w:vAlign w:val="center"/>
+          </w:tcPr>
+          <w:p>
+            <w:pPr>
+              <w:snapToGrid w:val="0"/>
+              <w:jc w:val="center"/>
               <w:rPr>
                 <w:rFonts w:hint="eastAsia" w:ascii="宋体" w:hAnsi="宋体" w:eastAsia="宋体" w:cs="宋体"/>
                 <w:sz w:val="18"/>
@@ -2974,24 +3329,32 @@
             <w:insideV w:val="single" w:color="000000" w:sz="6" w:space="0"/>
           </w:tblBorders>
           <w:tblCellMar>
-            <w:top w:w="0" w:type="dxa"/>
-            <w:left w:w="0" w:type="dxa"/>
-            <w:bottom w:w="0" w:type="dxa"/>
-            <w:right w:w="0" w:type="dxa"/>
+            <w:top w:w="32" w:type="dxa"/>
+            <w:left w:w="64" w:type="dxa"/>
+            <w:bottom w:w="32" w:type="dxa"/>
+            <w:right w:w="64" w:type="dxa"/>
           </w:tblCellMar>
         </w:tblPrEx>
         <w:trPr>
-          <w:trHeight w:val="430" w:hRule="atLeast"/>
+          <w:trHeight w:val="0" w:hRule="atLeast"/>
+          <w:jc w:val="center"/>
         </w:trPr>
         <w:tc>
           <w:tcPr>
-            <w:tcW w:w="1147" w:type="dxa"/>
+            <w:tcW w:w="1383" w:type="dxa"/>
             <w:vMerge w:val="restart"/>
-            <w:shd w:val="clear" w:color="auto" w:fill="auto"/>
-            <w:vAlign w:val="center"/>
-          </w:tcPr>
-          <w:p>
-            <w:pPr>
+            <w:tcBorders>
+              <w:top w:val="single" w:color="auto" w:sz="4" w:space="0"/>
+              <w:left w:val="single" w:color="auto" w:sz="12" w:space="0"/>
+              <w:bottom w:val="single" w:color="auto" w:sz="4" w:space="0"/>
+              <w:right w:val="single" w:color="auto" w:sz="4" w:space="0"/>
+            </w:tcBorders>
+            <w:shd w:val="clear" w:color="auto" w:fill="auto"/>
+            <w:vAlign w:val="center"/>
+          </w:tcPr>
+          <w:p>
+            <w:pPr>
+              <w:snapToGrid w:val="0"/>
               <w:jc w:val="center"/>
               <w:rPr>
                 <w:rFonts w:hint="eastAsia" w:ascii="宋体" w:hAnsi="宋体" w:eastAsia="宋体" w:cs="宋体"/>
@@ -3012,11 +3375,20 @@
         </w:tc>
         <w:tc>
           <w:tcPr>
-            <w:tcW w:w="2028" w:type="dxa"/>
-            <w:shd w:val="clear" w:color="auto" w:fill="auto"/>
-          </w:tcPr>
-          <w:p>
-            <w:pPr>
+            <w:tcW w:w="1958" w:type="dxa"/>
+            <w:tcBorders>
+              <w:top w:val="single" w:color="auto" w:sz="4" w:space="0"/>
+              <w:left w:val="single" w:color="auto" w:sz="4" w:space="0"/>
+              <w:bottom w:val="single" w:color="auto" w:sz="4" w:space="0"/>
+              <w:right w:val="single" w:color="auto" w:sz="4" w:space="0"/>
+            </w:tcBorders>
+            <w:shd w:val="clear" w:color="auto" w:fill="auto"/>
+            <w:vAlign w:val="center"/>
+          </w:tcPr>
+          <w:p>
+            <w:pPr>
+              <w:snapToGrid w:val="0"/>
+              <w:jc w:val="center"/>
               <w:rPr>
                 <w:rFonts w:hint="eastAsia" w:ascii="宋体" w:hAnsi="宋体" w:eastAsia="宋体" w:cs="宋体"/>
                 <w:sz w:val="18"/>
@@ -3036,11 +3408,20 @@
         </w:tc>
         <w:tc>
           <w:tcPr>
-            <w:tcW w:w="818" w:type="dxa"/>
-            <w:shd w:val="clear" w:color="auto" w:fill="auto"/>
-          </w:tcPr>
-          <w:p>
-            <w:pPr>
+            <w:tcW w:w="970" w:type="dxa"/>
+            <w:tcBorders>
+              <w:top w:val="single" w:color="auto" w:sz="4" w:space="0"/>
+              <w:left w:val="single" w:color="auto" w:sz="4" w:space="0"/>
+              <w:bottom w:val="single" w:color="auto" w:sz="4" w:space="0"/>
+              <w:right w:val="single" w:color="auto" w:sz="4" w:space="0"/>
+            </w:tcBorders>
+            <w:shd w:val="clear" w:color="auto" w:fill="auto"/>
+            <w:vAlign w:val="center"/>
+          </w:tcPr>
+          <w:p>
+            <w:pPr>
+              <w:snapToGrid w:val="0"/>
+              <w:jc w:val="right"/>
               <w:rPr>
                 <w:rFonts w:hint="eastAsia" w:ascii="宋体" w:hAnsi="宋体" w:eastAsia="宋体" w:cs="宋体"/>
                 <w:sz w:val="18"/>
@@ -3060,11 +3441,20 @@
         </w:tc>
         <w:tc>
           <w:tcPr>
-            <w:tcW w:w="3468" w:type="dxa"/>
-            <w:shd w:val="clear" w:color="auto" w:fill="auto"/>
-          </w:tcPr>
-          <w:p>
-            <w:pPr>
+            <w:tcW w:w="3861" w:type="dxa"/>
+            <w:tcBorders>
+              <w:top w:val="single" w:color="auto" w:sz="4" w:space="0"/>
+              <w:left w:val="single" w:color="auto" w:sz="4" w:space="0"/>
+              <w:bottom w:val="single" w:color="auto" w:sz="4" w:space="0"/>
+              <w:right w:val="single" w:color="auto" w:sz="4" w:space="0"/>
+            </w:tcBorders>
+            <w:shd w:val="clear" w:color="auto" w:fill="auto"/>
+            <w:vAlign w:val="center"/>
+          </w:tcPr>
+          <w:p>
+            <w:pPr>
+              <w:snapToGrid w:val="0"/>
+              <w:jc w:val="left"/>
               <w:rPr>
                 <w:rFonts w:hint="eastAsia" w:ascii="宋体" w:hAnsi="宋体" w:eastAsia="宋体" w:cs="宋体"/>
                 <w:sz w:val="18"/>
@@ -3101,11 +3491,20 @@
         </w:tc>
         <w:tc>
           <w:tcPr>
-            <w:tcW w:w="609" w:type="dxa"/>
-            <w:shd w:val="clear" w:color="auto" w:fill="auto"/>
-          </w:tcPr>
-          <w:p>
-            <w:pPr>
+            <w:tcW w:w="756" w:type="dxa"/>
+            <w:tcBorders>
+              <w:top w:val="single" w:color="auto" w:sz="4" w:space="0"/>
+              <w:left w:val="single" w:color="auto" w:sz="4" w:space="0"/>
+              <w:bottom w:val="single" w:color="auto" w:sz="4" w:space="0"/>
+              <w:right w:val="single" w:color="auto" w:sz="12" w:space="0"/>
+            </w:tcBorders>
+            <w:shd w:val="clear" w:color="auto" w:fill="auto"/>
+            <w:vAlign w:val="center"/>
+          </w:tcPr>
+          <w:p>
+            <w:pPr>
+              <w:snapToGrid w:val="0"/>
+              <w:jc w:val="center"/>
               <w:rPr>
                 <w:rFonts w:hint="eastAsia" w:ascii="宋体" w:hAnsi="宋体" w:eastAsia="宋体" w:cs="宋体"/>
                 <w:sz w:val="18"/>
@@ -3135,23 +3534,31 @@
             <w:insideV w:val="single" w:color="000000" w:sz="6" w:space="0"/>
           </w:tblBorders>
           <w:tblCellMar>
-            <w:top w:w="0" w:type="dxa"/>
-            <w:left w:w="0" w:type="dxa"/>
-            <w:bottom w:w="0" w:type="dxa"/>
-            <w:right w:w="0" w:type="dxa"/>
+            <w:top w:w="32" w:type="dxa"/>
+            <w:left w:w="64" w:type="dxa"/>
+            <w:bottom w:w="32" w:type="dxa"/>
+            <w:right w:w="64" w:type="dxa"/>
           </w:tblCellMar>
         </w:tblPrEx>
         <w:trPr>
-          <w:trHeight w:val="430" w:hRule="atLeast"/>
+          <w:trHeight w:val="0" w:hRule="atLeast"/>
+          <w:jc w:val="center"/>
         </w:trPr>
         <w:tc>
           <w:tcPr>
-            <w:tcW w:w="1147" w:type="dxa"/>
+            <w:tcW w:w="1383" w:type="dxa"/>
             <w:vMerge w:val="continue"/>
-            <w:vAlign w:val="center"/>
-          </w:tcPr>
-          <w:p>
-            <w:pPr>
+            <w:tcBorders>
+              <w:top w:val="single" w:color="auto" w:sz="4" w:space="0"/>
+              <w:left w:val="single" w:color="auto" w:sz="12" w:space="0"/>
+              <w:bottom w:val="single" w:color="auto" w:sz="4" w:space="0"/>
+              <w:right w:val="single" w:color="auto" w:sz="4" w:space="0"/>
+            </w:tcBorders>
+            <w:vAlign w:val="center"/>
+          </w:tcPr>
+          <w:p>
+            <w:pPr>
+              <w:snapToGrid w:val="0"/>
               <w:jc w:val="center"/>
               <w:rPr>
                 <w:rFonts w:hint="eastAsia" w:ascii="宋体" w:hAnsi="宋体" w:eastAsia="宋体" w:cs="宋体"/>
@@ -3163,11 +3570,20 @@
         </w:tc>
         <w:tc>
           <w:tcPr>
-            <w:tcW w:w="2028" w:type="dxa"/>
-            <w:shd w:val="clear" w:color="auto" w:fill="auto"/>
-          </w:tcPr>
-          <w:p>
-            <w:pPr>
+            <w:tcW w:w="1958" w:type="dxa"/>
+            <w:tcBorders>
+              <w:top w:val="single" w:color="auto" w:sz="4" w:space="0"/>
+              <w:left w:val="single" w:color="auto" w:sz="4" w:space="0"/>
+              <w:bottom w:val="single" w:color="auto" w:sz="4" w:space="0"/>
+              <w:right w:val="single" w:color="auto" w:sz="4" w:space="0"/>
+            </w:tcBorders>
+            <w:shd w:val="clear" w:color="auto" w:fill="auto"/>
+            <w:vAlign w:val="center"/>
+          </w:tcPr>
+          <w:p>
+            <w:pPr>
+              <w:snapToGrid w:val="0"/>
+              <w:jc w:val="center"/>
               <w:rPr>
                 <w:rFonts w:hint="eastAsia" w:ascii="宋体" w:hAnsi="宋体" w:eastAsia="宋体" w:cs="宋体"/>
                 <w:sz w:val="18"/>
@@ -3187,11 +3603,20 @@
         </w:tc>
         <w:tc>
           <w:tcPr>
-            <w:tcW w:w="818" w:type="dxa"/>
-            <w:shd w:val="clear" w:color="auto" w:fill="auto"/>
-          </w:tcPr>
-          <w:p>
-            <w:pPr>
+            <w:tcW w:w="970" w:type="dxa"/>
+            <w:tcBorders>
+              <w:top w:val="single" w:color="auto" w:sz="4" w:space="0"/>
+              <w:left w:val="single" w:color="auto" w:sz="4" w:space="0"/>
+              <w:bottom w:val="single" w:color="auto" w:sz="4" w:space="0"/>
+              <w:right w:val="single" w:color="auto" w:sz="4" w:space="0"/>
+            </w:tcBorders>
+            <w:shd w:val="clear" w:color="auto" w:fill="auto"/>
+            <w:vAlign w:val="center"/>
+          </w:tcPr>
+          <w:p>
+            <w:pPr>
+              <w:snapToGrid w:val="0"/>
+              <w:jc w:val="right"/>
               <w:rPr>
                 <w:rFonts w:hint="eastAsia" w:ascii="宋体" w:hAnsi="宋体" w:eastAsia="宋体" w:cs="宋体"/>
                 <w:sz w:val="18"/>
@@ -3211,11 +3636,20 @@
         </w:tc>
         <w:tc>
           <w:tcPr>
-            <w:tcW w:w="3468" w:type="dxa"/>
-            <w:shd w:val="clear" w:color="auto" w:fill="auto"/>
-          </w:tcPr>
-          <w:p>
-            <w:pPr>
+            <w:tcW w:w="3861" w:type="dxa"/>
+            <w:tcBorders>
+              <w:top w:val="single" w:color="auto" w:sz="4" w:space="0"/>
+              <w:left w:val="single" w:color="auto" w:sz="4" w:space="0"/>
+              <w:bottom w:val="single" w:color="auto" w:sz="4" w:space="0"/>
+              <w:right w:val="single" w:color="auto" w:sz="4" w:space="0"/>
+            </w:tcBorders>
+            <w:shd w:val="clear" w:color="auto" w:fill="auto"/>
+            <w:vAlign w:val="center"/>
+          </w:tcPr>
+          <w:p>
+            <w:pPr>
+              <w:snapToGrid w:val="0"/>
+              <w:jc w:val="left"/>
               <w:rPr>
                 <w:rFonts w:hint="eastAsia" w:ascii="宋体" w:hAnsi="宋体" w:eastAsia="宋体" w:cs="宋体"/>
                 <w:sz w:val="18"/>
@@ -3252,11 +3686,20 @@
         </w:tc>
         <w:tc>
           <w:tcPr>
-            <w:tcW w:w="609" w:type="dxa"/>
-            <w:shd w:val="clear" w:color="auto" w:fill="auto"/>
-          </w:tcPr>
-          <w:p>
-            <w:pPr>
+            <w:tcW w:w="756" w:type="dxa"/>
+            <w:tcBorders>
+              <w:top w:val="single" w:color="auto" w:sz="4" w:space="0"/>
+              <w:left w:val="single" w:color="auto" w:sz="4" w:space="0"/>
+              <w:bottom w:val="single" w:color="auto" w:sz="4" w:space="0"/>
+              <w:right w:val="single" w:color="auto" w:sz="12" w:space="0"/>
+            </w:tcBorders>
+            <w:shd w:val="clear" w:color="auto" w:fill="auto"/>
+            <w:vAlign w:val="center"/>
+          </w:tcPr>
+          <w:p>
+            <w:pPr>
+              <w:snapToGrid w:val="0"/>
+              <w:jc w:val="center"/>
               <w:rPr>
                 <w:rFonts w:hint="eastAsia" w:ascii="宋体" w:hAnsi="宋体" w:eastAsia="宋体" w:cs="宋体"/>
                 <w:sz w:val="18"/>
@@ -3286,24 +3729,32 @@
             <w:insideV w:val="single" w:color="000000" w:sz="6" w:space="0"/>
           </w:tblBorders>
           <w:tblCellMar>
-            <w:top w:w="0" w:type="dxa"/>
-            <w:left w:w="0" w:type="dxa"/>
-            <w:bottom w:w="0" w:type="dxa"/>
-            <w:right w:w="0" w:type="dxa"/>
+            <w:top w:w="32" w:type="dxa"/>
+            <w:left w:w="64" w:type="dxa"/>
+            <w:bottom w:w="32" w:type="dxa"/>
+            <w:right w:w="64" w:type="dxa"/>
           </w:tblCellMar>
         </w:tblPrEx>
         <w:trPr>
-          <w:trHeight w:val="430" w:hRule="atLeast"/>
+          <w:trHeight w:val="0" w:hRule="atLeast"/>
+          <w:jc w:val="center"/>
         </w:trPr>
         <w:tc>
           <w:tcPr>
-            <w:tcW w:w="1147" w:type="dxa"/>
+            <w:tcW w:w="1383" w:type="dxa"/>
             <w:vMerge w:val="restart"/>
-            <w:shd w:val="clear" w:color="auto" w:fill="auto"/>
-            <w:vAlign w:val="center"/>
-          </w:tcPr>
-          <w:p>
-            <w:pPr>
+            <w:tcBorders>
+              <w:top w:val="single" w:color="auto" w:sz="4" w:space="0"/>
+              <w:left w:val="single" w:color="auto" w:sz="12" w:space="0"/>
+              <w:bottom w:val="single" w:color="auto" w:sz="4" w:space="0"/>
+              <w:right w:val="single" w:color="auto" w:sz="4" w:space="0"/>
+            </w:tcBorders>
+            <w:shd w:val="clear" w:color="auto" w:fill="auto"/>
+            <w:vAlign w:val="center"/>
+          </w:tcPr>
+          <w:p>
+            <w:pPr>
+              <w:snapToGrid w:val="0"/>
               <w:jc w:val="center"/>
               <w:rPr>
                 <w:rFonts w:hint="eastAsia" w:ascii="宋体" w:hAnsi="宋体" w:eastAsia="宋体" w:cs="宋体"/>
@@ -3324,11 +3775,20 @@
         </w:tc>
         <w:tc>
           <w:tcPr>
-            <w:tcW w:w="2028" w:type="dxa"/>
-            <w:shd w:val="clear" w:color="auto" w:fill="auto"/>
-          </w:tcPr>
-          <w:p>
-            <w:pPr>
+            <w:tcW w:w="1958" w:type="dxa"/>
+            <w:tcBorders>
+              <w:top w:val="single" w:color="auto" w:sz="4" w:space="0"/>
+              <w:left w:val="single" w:color="auto" w:sz="4" w:space="0"/>
+              <w:bottom w:val="single" w:color="auto" w:sz="4" w:space="0"/>
+              <w:right w:val="single" w:color="auto" w:sz="4" w:space="0"/>
+            </w:tcBorders>
+            <w:shd w:val="clear" w:color="auto" w:fill="auto"/>
+            <w:vAlign w:val="center"/>
+          </w:tcPr>
+          <w:p>
+            <w:pPr>
+              <w:snapToGrid w:val="0"/>
+              <w:jc w:val="center"/>
               <w:rPr>
                 <w:rFonts w:hint="eastAsia" w:ascii="宋体" w:hAnsi="宋体" w:eastAsia="宋体" w:cs="宋体"/>
                 <w:sz w:val="18"/>
@@ -3348,11 +3808,20 @@
         </w:tc>
         <w:tc>
           <w:tcPr>
-            <w:tcW w:w="818" w:type="dxa"/>
-            <w:shd w:val="clear" w:color="auto" w:fill="auto"/>
-          </w:tcPr>
-          <w:p>
-            <w:pPr>
+            <w:tcW w:w="970" w:type="dxa"/>
+            <w:tcBorders>
+              <w:top w:val="single" w:color="auto" w:sz="4" w:space="0"/>
+              <w:left w:val="single" w:color="auto" w:sz="4" w:space="0"/>
+              <w:bottom w:val="single" w:color="auto" w:sz="4" w:space="0"/>
+              <w:right w:val="single" w:color="auto" w:sz="4" w:space="0"/>
+            </w:tcBorders>
+            <w:shd w:val="clear" w:color="auto" w:fill="auto"/>
+            <w:vAlign w:val="center"/>
+          </w:tcPr>
+          <w:p>
+            <w:pPr>
+              <w:snapToGrid w:val="0"/>
+              <w:jc w:val="right"/>
               <w:rPr>
                 <w:rFonts w:hint="eastAsia" w:ascii="宋体" w:hAnsi="宋体" w:eastAsia="宋体" w:cs="宋体"/>
                 <w:sz w:val="18"/>
@@ -3372,11 +3841,20 @@
         </w:tc>
         <w:tc>
           <w:tcPr>
-            <w:tcW w:w="3468" w:type="dxa"/>
-            <w:shd w:val="clear" w:color="auto" w:fill="auto"/>
-          </w:tcPr>
-          <w:p>
-            <w:pPr>
+            <w:tcW w:w="3861" w:type="dxa"/>
+            <w:tcBorders>
+              <w:top w:val="single" w:color="auto" w:sz="4" w:space="0"/>
+              <w:left w:val="single" w:color="auto" w:sz="4" w:space="0"/>
+              <w:bottom w:val="single" w:color="auto" w:sz="4" w:space="0"/>
+              <w:right w:val="single" w:color="auto" w:sz="4" w:space="0"/>
+            </w:tcBorders>
+            <w:shd w:val="clear" w:color="auto" w:fill="auto"/>
+            <w:vAlign w:val="center"/>
+          </w:tcPr>
+          <w:p>
+            <w:pPr>
+              <w:snapToGrid w:val="0"/>
+              <w:jc w:val="left"/>
               <w:rPr>
                 <w:rFonts w:hint="eastAsia" w:ascii="宋体" w:hAnsi="宋体" w:eastAsia="宋体" w:cs="宋体"/>
                 <w:sz w:val="18"/>
@@ -3413,11 +3891,20 @@
         </w:tc>
         <w:tc>
           <w:tcPr>
-            <w:tcW w:w="609" w:type="dxa"/>
-            <w:shd w:val="clear" w:color="auto" w:fill="auto"/>
-          </w:tcPr>
-          <w:p>
-            <w:pPr>
+            <w:tcW w:w="756" w:type="dxa"/>
+            <w:tcBorders>
+              <w:top w:val="single" w:color="auto" w:sz="4" w:space="0"/>
+              <w:left w:val="single" w:color="auto" w:sz="4" w:space="0"/>
+              <w:bottom w:val="single" w:color="auto" w:sz="4" w:space="0"/>
+              <w:right w:val="single" w:color="auto" w:sz="12" w:space="0"/>
+            </w:tcBorders>
+            <w:shd w:val="clear" w:color="auto" w:fill="auto"/>
+            <w:vAlign w:val="center"/>
+          </w:tcPr>
+          <w:p>
+            <w:pPr>
+              <w:snapToGrid w:val="0"/>
+              <w:jc w:val="center"/>
               <w:rPr>
                 <w:rFonts w:hint="eastAsia" w:ascii="宋体" w:hAnsi="宋体" w:eastAsia="宋体" w:cs="宋体"/>
                 <w:sz w:val="18"/>
@@ -3447,24 +3934,32 @@
             <w:insideV w:val="single" w:color="000000" w:sz="6" w:space="0"/>
           </w:tblBorders>
           <w:tblCellMar>
-            <w:top w:w="0" w:type="dxa"/>
-            <w:left w:w="0" w:type="dxa"/>
-            <w:bottom w:w="0" w:type="dxa"/>
-            <w:right w:w="0" w:type="dxa"/>
+            <w:top w:w="32" w:type="dxa"/>
+            <w:left w:w="64" w:type="dxa"/>
+            <w:bottom w:w="32" w:type="dxa"/>
+            <w:right w:w="64" w:type="dxa"/>
           </w:tblCellMar>
         </w:tblPrEx>
         <w:trPr>
-          <w:trHeight w:val="430" w:hRule="atLeast"/>
+          <w:trHeight w:val="0" w:hRule="atLeast"/>
+          <w:jc w:val="center"/>
         </w:trPr>
         <w:tc>
           <w:tcPr>
-            <w:tcW w:w="1147" w:type="dxa"/>
+            <w:tcW w:w="1383" w:type="dxa"/>
             <w:vMerge w:val="continue"/>
-            <w:shd w:val="clear" w:color="auto" w:fill="auto"/>
-            <w:vAlign w:val="center"/>
-          </w:tcPr>
-          <w:p>
-            <w:pPr>
+            <w:tcBorders>
+              <w:top w:val="single" w:color="auto" w:sz="4" w:space="0"/>
+              <w:left w:val="single" w:color="auto" w:sz="12" w:space="0"/>
+              <w:bottom w:val="single" w:color="auto" w:sz="4" w:space="0"/>
+              <w:right w:val="single" w:color="auto" w:sz="4" w:space="0"/>
+            </w:tcBorders>
+            <w:shd w:val="clear" w:color="auto" w:fill="auto"/>
+            <w:vAlign w:val="center"/>
+          </w:tcPr>
+          <w:p>
+            <w:pPr>
+              <w:snapToGrid w:val="0"/>
               <w:jc w:val="center"/>
               <w:rPr>
                 <w:rFonts w:hint="eastAsia" w:ascii="宋体" w:hAnsi="宋体" w:eastAsia="宋体" w:cs="宋体"/>
@@ -3476,11 +3971,20 @@
         </w:tc>
         <w:tc>
           <w:tcPr>
-            <w:tcW w:w="2028" w:type="dxa"/>
-            <w:shd w:val="clear" w:color="auto" w:fill="auto"/>
-          </w:tcPr>
-          <w:p>
-            <w:pPr>
+            <w:tcW w:w="1958" w:type="dxa"/>
+            <w:tcBorders>
+              <w:top w:val="single" w:color="auto" w:sz="4" w:space="0"/>
+              <w:left w:val="single" w:color="auto" w:sz="4" w:space="0"/>
+              <w:bottom w:val="single" w:color="auto" w:sz="4" w:space="0"/>
+              <w:right w:val="single" w:color="auto" w:sz="4" w:space="0"/>
+            </w:tcBorders>
+            <w:shd w:val="clear" w:color="auto" w:fill="auto"/>
+            <w:vAlign w:val="center"/>
+          </w:tcPr>
+          <w:p>
+            <w:pPr>
+              <w:snapToGrid w:val="0"/>
+              <w:jc w:val="center"/>
               <w:rPr>
                 <w:rFonts w:hint="eastAsia" w:ascii="宋体" w:hAnsi="宋体" w:eastAsia="宋体" w:cs="宋体"/>
                 <w:sz w:val="18"/>
@@ -3500,11 +4004,20 @@
         </w:tc>
         <w:tc>
           <w:tcPr>
-            <w:tcW w:w="818" w:type="dxa"/>
-            <w:shd w:val="clear" w:color="auto" w:fill="auto"/>
-          </w:tcPr>
-          <w:p>
-            <w:pPr>
+            <w:tcW w:w="970" w:type="dxa"/>
+            <w:tcBorders>
+              <w:top w:val="single" w:color="auto" w:sz="4" w:space="0"/>
+              <w:left w:val="single" w:color="auto" w:sz="4" w:space="0"/>
+              <w:bottom w:val="single" w:color="auto" w:sz="4" w:space="0"/>
+              <w:right w:val="single" w:color="auto" w:sz="4" w:space="0"/>
+            </w:tcBorders>
+            <w:shd w:val="clear" w:color="auto" w:fill="auto"/>
+            <w:vAlign w:val="center"/>
+          </w:tcPr>
+          <w:p>
+            <w:pPr>
+              <w:snapToGrid w:val="0"/>
+              <w:jc w:val="right"/>
               <w:rPr>
                 <w:rFonts w:hint="eastAsia" w:ascii="宋体" w:hAnsi="宋体" w:eastAsia="宋体" w:cs="宋体"/>
                 <w:sz w:val="18"/>
@@ -3524,11 +4037,20 @@
         </w:tc>
         <w:tc>
           <w:tcPr>
-            <w:tcW w:w="3468" w:type="dxa"/>
-            <w:shd w:val="clear" w:color="auto" w:fill="auto"/>
-          </w:tcPr>
-          <w:p>
-            <w:pPr>
+            <w:tcW w:w="3861" w:type="dxa"/>
+            <w:tcBorders>
+              <w:top w:val="single" w:color="auto" w:sz="4" w:space="0"/>
+              <w:left w:val="single" w:color="auto" w:sz="4" w:space="0"/>
+              <w:bottom w:val="single" w:color="auto" w:sz="4" w:space="0"/>
+              <w:right w:val="single" w:color="auto" w:sz="4" w:space="0"/>
+            </w:tcBorders>
+            <w:shd w:val="clear" w:color="auto" w:fill="auto"/>
+            <w:vAlign w:val="center"/>
+          </w:tcPr>
+          <w:p>
+            <w:pPr>
+              <w:snapToGrid w:val="0"/>
+              <w:jc w:val="left"/>
               <w:rPr>
                 <w:rFonts w:hint="eastAsia" w:ascii="宋体" w:hAnsi="宋体" w:eastAsia="宋体" w:cs="宋体"/>
                 <w:sz w:val="18"/>
@@ -3565,11 +4087,20 @@
         </w:tc>
         <w:tc>
           <w:tcPr>
-            <w:tcW w:w="609" w:type="dxa"/>
-            <w:shd w:val="clear" w:color="auto" w:fill="auto"/>
-          </w:tcPr>
-          <w:p>
-            <w:pPr>
+            <w:tcW w:w="756" w:type="dxa"/>
+            <w:tcBorders>
+              <w:top w:val="single" w:color="auto" w:sz="4" w:space="0"/>
+              <w:left w:val="single" w:color="auto" w:sz="4" w:space="0"/>
+              <w:bottom w:val="single" w:color="auto" w:sz="4" w:space="0"/>
+              <w:right w:val="single" w:color="auto" w:sz="12" w:space="0"/>
+            </w:tcBorders>
+            <w:shd w:val="clear" w:color="auto" w:fill="auto"/>
+            <w:vAlign w:val="center"/>
+          </w:tcPr>
+          <w:p>
+            <w:pPr>
+              <w:snapToGrid w:val="0"/>
+              <w:jc w:val="center"/>
               <w:rPr>
                 <w:rFonts w:hint="eastAsia" w:ascii="宋体" w:hAnsi="宋体" w:eastAsia="宋体" w:cs="宋体"/>
                 <w:sz w:val="18"/>
@@ -3599,24 +4130,32 @@
             <w:insideV w:val="single" w:color="000000" w:sz="6" w:space="0"/>
           </w:tblBorders>
           <w:tblCellMar>
-            <w:top w:w="0" w:type="dxa"/>
-            <w:left w:w="0" w:type="dxa"/>
-            <w:bottom w:w="0" w:type="dxa"/>
-            <w:right w:w="0" w:type="dxa"/>
+            <w:top w:w="32" w:type="dxa"/>
+            <w:left w:w="64" w:type="dxa"/>
+            <w:bottom w:w="32" w:type="dxa"/>
+            <w:right w:w="64" w:type="dxa"/>
           </w:tblCellMar>
         </w:tblPrEx>
         <w:trPr>
-          <w:trHeight w:val="224" w:hRule="atLeast"/>
+          <w:trHeight w:val="0" w:hRule="atLeast"/>
+          <w:jc w:val="center"/>
         </w:trPr>
         <w:tc>
           <w:tcPr>
-            <w:tcW w:w="1147" w:type="dxa"/>
+            <w:tcW w:w="1383" w:type="dxa"/>
             <w:vMerge w:val="restart"/>
-            <w:shd w:val="clear" w:color="auto" w:fill="auto"/>
-            <w:vAlign w:val="center"/>
-          </w:tcPr>
-          <w:p>
-            <w:pPr>
+            <w:tcBorders>
+              <w:top w:val="single" w:color="auto" w:sz="4" w:space="0"/>
+              <w:left w:val="single" w:color="auto" w:sz="12" w:space="0"/>
+              <w:bottom w:val="single" w:color="auto" w:sz="4" w:space="0"/>
+              <w:right w:val="single" w:color="auto" w:sz="4" w:space="0"/>
+            </w:tcBorders>
+            <w:shd w:val="clear" w:color="auto" w:fill="auto"/>
+            <w:vAlign w:val="center"/>
+          </w:tcPr>
+          <w:p>
+            <w:pPr>
+              <w:snapToGrid w:val="0"/>
               <w:jc w:val="center"/>
               <w:rPr>
                 <w:rFonts w:hint="eastAsia" w:ascii="宋体" w:hAnsi="宋体" w:eastAsia="宋体" w:cs="宋体"/>
@@ -3637,11 +4176,20 @@
         </w:tc>
         <w:tc>
           <w:tcPr>
-            <w:tcW w:w="2028" w:type="dxa"/>
-            <w:shd w:val="clear" w:color="auto" w:fill="auto"/>
-          </w:tcPr>
-          <w:p>
-            <w:pPr>
+            <w:tcW w:w="1958" w:type="dxa"/>
+            <w:tcBorders>
+              <w:top w:val="single" w:color="auto" w:sz="4" w:space="0"/>
+              <w:left w:val="single" w:color="auto" w:sz="4" w:space="0"/>
+              <w:bottom w:val="single" w:color="auto" w:sz="4" w:space="0"/>
+              <w:right w:val="single" w:color="auto" w:sz="4" w:space="0"/>
+            </w:tcBorders>
+            <w:shd w:val="clear" w:color="auto" w:fill="auto"/>
+            <w:vAlign w:val="center"/>
+          </w:tcPr>
+          <w:p>
+            <w:pPr>
+              <w:snapToGrid w:val="0"/>
+              <w:jc w:val="center"/>
               <w:rPr>
                 <w:rFonts w:hint="eastAsia" w:ascii="宋体" w:hAnsi="宋体" w:eastAsia="宋体" w:cs="宋体"/>
                 <w:sz w:val="18"/>
@@ -3661,11 +4209,20 @@
         </w:tc>
         <w:tc>
           <w:tcPr>
-            <w:tcW w:w="818" w:type="dxa"/>
-            <w:shd w:val="clear" w:color="auto" w:fill="auto"/>
-          </w:tcPr>
-          <w:p>
-            <w:pPr>
+            <w:tcW w:w="970" w:type="dxa"/>
+            <w:tcBorders>
+              <w:top w:val="single" w:color="auto" w:sz="4" w:space="0"/>
+              <w:left w:val="single" w:color="auto" w:sz="4" w:space="0"/>
+              <w:bottom w:val="single" w:color="auto" w:sz="4" w:space="0"/>
+              <w:right w:val="single" w:color="auto" w:sz="4" w:space="0"/>
+            </w:tcBorders>
+            <w:shd w:val="clear" w:color="auto" w:fill="auto"/>
+            <w:vAlign w:val="center"/>
+          </w:tcPr>
+          <w:p>
+            <w:pPr>
+              <w:snapToGrid w:val="0"/>
+              <w:jc w:val="right"/>
               <w:rPr>
                 <w:rFonts w:hint="eastAsia" w:ascii="宋体" w:hAnsi="宋体" w:eastAsia="宋体" w:cs="宋体"/>
                 <w:sz w:val="18"/>
@@ -3685,11 +4242,20 @@
         </w:tc>
         <w:tc>
           <w:tcPr>
-            <w:tcW w:w="3468" w:type="dxa"/>
-            <w:shd w:val="clear" w:color="auto" w:fill="auto"/>
-          </w:tcPr>
-          <w:p>
-            <w:pPr>
+            <w:tcW w:w="3861" w:type="dxa"/>
+            <w:tcBorders>
+              <w:top w:val="single" w:color="auto" w:sz="4" w:space="0"/>
+              <w:left w:val="single" w:color="auto" w:sz="4" w:space="0"/>
+              <w:bottom w:val="single" w:color="auto" w:sz="4" w:space="0"/>
+              <w:right w:val="single" w:color="auto" w:sz="4" w:space="0"/>
+            </w:tcBorders>
+            <w:shd w:val="clear" w:color="auto" w:fill="auto"/>
+            <w:vAlign w:val="center"/>
+          </w:tcPr>
+          <w:p>
+            <w:pPr>
+              <w:snapToGrid w:val="0"/>
+              <w:jc w:val="left"/>
               <w:rPr>
                 <w:rFonts w:hint="eastAsia" w:ascii="宋体" w:hAnsi="宋体" w:eastAsia="宋体" w:cs="宋体"/>
                 <w:sz w:val="18"/>
@@ -3726,11 +4292,20 @@
         </w:tc>
         <w:tc>
           <w:tcPr>
-            <w:tcW w:w="609" w:type="dxa"/>
-            <w:shd w:val="clear" w:color="auto" w:fill="auto"/>
-          </w:tcPr>
-          <w:p>
-            <w:pPr>
+            <w:tcW w:w="756" w:type="dxa"/>
+            <w:tcBorders>
+              <w:top w:val="single" w:color="auto" w:sz="4" w:space="0"/>
+              <w:left w:val="single" w:color="auto" w:sz="4" w:space="0"/>
+              <w:bottom w:val="single" w:color="auto" w:sz="4" w:space="0"/>
+              <w:right w:val="single" w:color="auto" w:sz="12" w:space="0"/>
+            </w:tcBorders>
+            <w:shd w:val="clear" w:color="auto" w:fill="auto"/>
+            <w:vAlign w:val="center"/>
+          </w:tcPr>
+          <w:p>
+            <w:pPr>
+              <w:snapToGrid w:val="0"/>
+              <w:jc w:val="center"/>
               <w:rPr>
                 <w:rFonts w:hint="eastAsia" w:ascii="宋体" w:hAnsi="宋体" w:eastAsia="宋体" w:cs="宋体"/>
                 <w:sz w:val="18"/>
@@ -3760,23 +4335,31 @@
             <w:insideV w:val="single" w:color="000000" w:sz="6" w:space="0"/>
           </w:tblBorders>
           <w:tblCellMar>
-            <w:top w:w="0" w:type="dxa"/>
-            <w:left w:w="0" w:type="dxa"/>
-            <w:bottom w:w="0" w:type="dxa"/>
-            <w:right w:w="0" w:type="dxa"/>
+            <w:top w:w="32" w:type="dxa"/>
+            <w:left w:w="64" w:type="dxa"/>
+            <w:bottom w:w="32" w:type="dxa"/>
+            <w:right w:w="64" w:type="dxa"/>
           </w:tblCellMar>
         </w:tblPrEx>
         <w:trPr>
-          <w:trHeight w:val="235" w:hRule="atLeast"/>
+          <w:trHeight w:val="0" w:hRule="atLeast"/>
+          <w:jc w:val="center"/>
         </w:trPr>
         <w:tc>
           <w:tcPr>
-            <w:tcW w:w="1147" w:type="dxa"/>
+            <w:tcW w:w="1383" w:type="dxa"/>
             <w:vMerge w:val="continue"/>
-            <w:vAlign w:val="center"/>
-          </w:tcPr>
-          <w:p>
-            <w:pPr>
+            <w:tcBorders>
+              <w:top w:val="single" w:color="auto" w:sz="4" w:space="0"/>
+              <w:left w:val="single" w:color="auto" w:sz="12" w:space="0"/>
+              <w:bottom w:val="single" w:color="auto" w:sz="4" w:space="0"/>
+              <w:right w:val="single" w:color="auto" w:sz="4" w:space="0"/>
+            </w:tcBorders>
+            <w:vAlign w:val="center"/>
+          </w:tcPr>
+          <w:p>
+            <w:pPr>
+              <w:snapToGrid w:val="0"/>
               <w:jc w:val="center"/>
               <w:rPr>
                 <w:rFonts w:hint="eastAsia" w:ascii="宋体" w:hAnsi="宋体" w:eastAsia="宋体" w:cs="宋体"/>
@@ -3788,11 +4371,20 @@
         </w:tc>
         <w:tc>
           <w:tcPr>
-            <w:tcW w:w="2028" w:type="dxa"/>
-            <w:shd w:val="clear" w:color="auto" w:fill="auto"/>
-          </w:tcPr>
-          <w:p>
-            <w:pPr>
+            <w:tcW w:w="1958" w:type="dxa"/>
+            <w:tcBorders>
+              <w:top w:val="single" w:color="auto" w:sz="4" w:space="0"/>
+              <w:left w:val="single" w:color="auto" w:sz="4" w:space="0"/>
+              <w:bottom w:val="single" w:color="auto" w:sz="4" w:space="0"/>
+              <w:right w:val="single" w:color="auto" w:sz="4" w:space="0"/>
+            </w:tcBorders>
+            <w:shd w:val="clear" w:color="auto" w:fill="auto"/>
+            <w:vAlign w:val="center"/>
+          </w:tcPr>
+          <w:p>
+            <w:pPr>
+              <w:snapToGrid w:val="0"/>
+              <w:jc w:val="center"/>
               <w:rPr>
                 <w:rFonts w:hint="eastAsia" w:ascii="宋体" w:hAnsi="宋体" w:eastAsia="宋体" w:cs="宋体"/>
                 <w:sz w:val="18"/>
@@ -3812,11 +4404,20 @@
         </w:tc>
         <w:tc>
           <w:tcPr>
-            <w:tcW w:w="818" w:type="dxa"/>
-            <w:shd w:val="clear" w:color="auto" w:fill="auto"/>
-          </w:tcPr>
-          <w:p>
-            <w:pPr>
+            <w:tcW w:w="970" w:type="dxa"/>
+            <w:tcBorders>
+              <w:top w:val="single" w:color="auto" w:sz="4" w:space="0"/>
+              <w:left w:val="single" w:color="auto" w:sz="4" w:space="0"/>
+              <w:bottom w:val="single" w:color="auto" w:sz="4" w:space="0"/>
+              <w:right w:val="single" w:color="auto" w:sz="4" w:space="0"/>
+            </w:tcBorders>
+            <w:shd w:val="clear" w:color="auto" w:fill="auto"/>
+            <w:vAlign w:val="center"/>
+          </w:tcPr>
+          <w:p>
+            <w:pPr>
+              <w:snapToGrid w:val="0"/>
+              <w:jc w:val="right"/>
               <w:rPr>
                 <w:rFonts w:hint="eastAsia" w:ascii="宋体" w:hAnsi="宋体" w:eastAsia="宋体" w:cs="宋体"/>
                 <w:sz w:val="18"/>
@@ -3836,11 +4437,20 @@
         </w:tc>
         <w:tc>
           <w:tcPr>
-            <w:tcW w:w="3468" w:type="dxa"/>
-            <w:shd w:val="clear" w:color="auto" w:fill="auto"/>
-          </w:tcPr>
-          <w:p>
-            <w:pPr>
+            <w:tcW w:w="3861" w:type="dxa"/>
+            <w:tcBorders>
+              <w:top w:val="single" w:color="auto" w:sz="4" w:space="0"/>
+              <w:left w:val="single" w:color="auto" w:sz="4" w:space="0"/>
+              <w:bottom w:val="single" w:color="auto" w:sz="4" w:space="0"/>
+              <w:right w:val="single" w:color="auto" w:sz="4" w:space="0"/>
+            </w:tcBorders>
+            <w:shd w:val="clear" w:color="auto" w:fill="auto"/>
+            <w:vAlign w:val="center"/>
+          </w:tcPr>
+          <w:p>
+            <w:pPr>
+              <w:snapToGrid w:val="0"/>
+              <w:jc w:val="left"/>
               <w:rPr>
                 <w:rFonts w:hint="eastAsia" w:ascii="宋体" w:hAnsi="宋体" w:eastAsia="宋体" w:cs="宋体"/>
                 <w:sz w:val="18"/>
@@ -3877,11 +4487,20 @@
         </w:tc>
         <w:tc>
           <w:tcPr>
-            <w:tcW w:w="609" w:type="dxa"/>
-            <w:shd w:val="clear" w:color="auto" w:fill="auto"/>
-          </w:tcPr>
-          <w:p>
-            <w:pPr>
+            <w:tcW w:w="756" w:type="dxa"/>
+            <w:tcBorders>
+              <w:top w:val="single" w:color="auto" w:sz="4" w:space="0"/>
+              <w:left w:val="single" w:color="auto" w:sz="4" w:space="0"/>
+              <w:bottom w:val="single" w:color="auto" w:sz="4" w:space="0"/>
+              <w:right w:val="single" w:color="auto" w:sz="12" w:space="0"/>
+            </w:tcBorders>
+            <w:shd w:val="clear" w:color="auto" w:fill="auto"/>
+            <w:vAlign w:val="center"/>
+          </w:tcPr>
+          <w:p>
+            <w:pPr>
+              <w:snapToGrid w:val="0"/>
+              <w:jc w:val="center"/>
               <w:rPr>
                 <w:rFonts w:hint="eastAsia" w:ascii="宋体" w:hAnsi="宋体" w:eastAsia="宋体" w:cs="宋体"/>
                 <w:sz w:val="18"/>
@@ -3911,23 +4530,31 @@
             <w:insideV w:val="single" w:color="000000" w:sz="6" w:space="0"/>
           </w:tblBorders>
           <w:tblCellMar>
-            <w:top w:w="0" w:type="dxa"/>
-            <w:left w:w="0" w:type="dxa"/>
-            <w:bottom w:w="0" w:type="dxa"/>
-            <w:right w:w="0" w:type="dxa"/>
+            <w:top w:w="32" w:type="dxa"/>
+            <w:left w:w="64" w:type="dxa"/>
+            <w:bottom w:w="32" w:type="dxa"/>
+            <w:right w:w="64" w:type="dxa"/>
           </w:tblCellMar>
         </w:tblPrEx>
         <w:trPr>
-          <w:trHeight w:val="191" w:hRule="atLeast"/>
+          <w:trHeight w:val="0" w:hRule="atLeast"/>
+          <w:jc w:val="center"/>
         </w:trPr>
         <w:tc>
           <w:tcPr>
-            <w:tcW w:w="1147" w:type="dxa"/>
-            <w:shd w:val="clear" w:color="auto" w:fill="auto"/>
-            <w:vAlign w:val="center"/>
-          </w:tcPr>
-          <w:p>
-            <w:pPr>
+            <w:tcW w:w="1383" w:type="dxa"/>
+            <w:tcBorders>
+              <w:top w:val="single" w:color="auto" w:sz="4" w:space="0"/>
+              <w:left w:val="single" w:color="auto" w:sz="12" w:space="0"/>
+              <w:bottom w:val="single" w:color="auto" w:sz="4" w:space="0"/>
+              <w:right w:val="single" w:color="auto" w:sz="4" w:space="0"/>
+            </w:tcBorders>
+            <w:shd w:val="clear" w:color="auto" w:fill="auto"/>
+            <w:vAlign w:val="center"/>
+          </w:tcPr>
+          <w:p>
+            <w:pPr>
+              <w:snapToGrid w:val="0"/>
               <w:jc w:val="center"/>
               <w:rPr>
                 <w:rFonts w:hint="eastAsia" w:ascii="宋体" w:hAnsi="宋体" w:eastAsia="宋体" w:cs="宋体"/>
@@ -3948,11 +4575,20 @@
         </w:tc>
         <w:tc>
           <w:tcPr>
-            <w:tcW w:w="2028" w:type="dxa"/>
-            <w:shd w:val="clear" w:color="auto" w:fill="auto"/>
-          </w:tcPr>
-          <w:p>
-            <w:pPr>
+            <w:tcW w:w="1958" w:type="dxa"/>
+            <w:tcBorders>
+              <w:top w:val="single" w:color="auto" w:sz="4" w:space="0"/>
+              <w:left w:val="single" w:color="auto" w:sz="4" w:space="0"/>
+              <w:bottom w:val="single" w:color="auto" w:sz="4" w:space="0"/>
+              <w:right w:val="single" w:color="auto" w:sz="4" w:space="0"/>
+            </w:tcBorders>
+            <w:shd w:val="clear" w:color="auto" w:fill="auto"/>
+            <w:vAlign w:val="center"/>
+          </w:tcPr>
+          <w:p>
+            <w:pPr>
+              <w:snapToGrid w:val="0"/>
+              <w:jc w:val="center"/>
               <w:rPr>
                 <w:rFonts w:hint="eastAsia" w:ascii="宋体" w:hAnsi="宋体" w:eastAsia="宋体" w:cs="宋体"/>
                 <w:sz w:val="18"/>
@@ -3972,11 +4608,20 @@
         </w:tc>
         <w:tc>
           <w:tcPr>
-            <w:tcW w:w="818" w:type="dxa"/>
-            <w:shd w:val="clear" w:color="auto" w:fill="auto"/>
-          </w:tcPr>
-          <w:p>
-            <w:pPr>
+            <w:tcW w:w="970" w:type="dxa"/>
+            <w:tcBorders>
+              <w:top w:val="single" w:color="auto" w:sz="4" w:space="0"/>
+              <w:left w:val="single" w:color="auto" w:sz="4" w:space="0"/>
+              <w:bottom w:val="single" w:color="auto" w:sz="4" w:space="0"/>
+              <w:right w:val="single" w:color="auto" w:sz="4" w:space="0"/>
+            </w:tcBorders>
+            <w:shd w:val="clear" w:color="auto" w:fill="auto"/>
+            <w:vAlign w:val="center"/>
+          </w:tcPr>
+          <w:p>
+            <w:pPr>
+              <w:snapToGrid w:val="0"/>
+              <w:jc w:val="right"/>
               <w:rPr>
                 <w:rFonts w:hint="eastAsia" w:ascii="宋体" w:hAnsi="宋体" w:eastAsia="宋体" w:cs="宋体"/>
                 <w:sz w:val="18"/>
@@ -3996,11 +4641,20 @@
         </w:tc>
         <w:tc>
           <w:tcPr>
-            <w:tcW w:w="3468" w:type="dxa"/>
-            <w:shd w:val="clear" w:color="auto" w:fill="auto"/>
-          </w:tcPr>
-          <w:p>
-            <w:pPr>
+            <w:tcW w:w="3861" w:type="dxa"/>
+            <w:tcBorders>
+              <w:top w:val="single" w:color="auto" w:sz="4" w:space="0"/>
+              <w:left w:val="single" w:color="auto" w:sz="4" w:space="0"/>
+              <w:bottom w:val="single" w:color="auto" w:sz="4" w:space="0"/>
+              <w:right w:val="single" w:color="auto" w:sz="4" w:space="0"/>
+            </w:tcBorders>
+            <w:shd w:val="clear" w:color="auto" w:fill="auto"/>
+            <w:vAlign w:val="center"/>
+          </w:tcPr>
+          <w:p>
+            <w:pPr>
+              <w:snapToGrid w:val="0"/>
+              <w:jc w:val="left"/>
               <w:rPr>
                 <w:rFonts w:hint="eastAsia" w:ascii="宋体" w:hAnsi="宋体" w:eastAsia="宋体" w:cs="宋体"/>
                 <w:sz w:val="18"/>
@@ -4037,11 +4691,20 @@
         </w:tc>
         <w:tc>
           <w:tcPr>
-            <w:tcW w:w="609" w:type="dxa"/>
-            <w:shd w:val="clear" w:color="auto" w:fill="auto"/>
-          </w:tcPr>
-          <w:p>
-            <w:pPr>
+            <w:tcW w:w="756" w:type="dxa"/>
+            <w:tcBorders>
+              <w:top w:val="single" w:color="auto" w:sz="4" w:space="0"/>
+              <w:left w:val="single" w:color="auto" w:sz="4" w:space="0"/>
+              <w:bottom w:val="single" w:color="auto" w:sz="4" w:space="0"/>
+              <w:right w:val="single" w:color="auto" w:sz="12" w:space="0"/>
+            </w:tcBorders>
+            <w:shd w:val="clear" w:color="auto" w:fill="auto"/>
+            <w:vAlign w:val="center"/>
+          </w:tcPr>
+          <w:p>
+            <w:pPr>
+              <w:snapToGrid w:val="0"/>
+              <w:jc w:val="center"/>
               <w:rPr>
                 <w:rFonts w:hint="eastAsia" w:ascii="宋体" w:hAnsi="宋体" w:eastAsia="宋体" w:cs="宋体"/>
                 <w:sz w:val="18"/>
@@ -4071,23 +4734,31 @@
             <w:insideV w:val="single" w:color="000000" w:sz="6" w:space="0"/>
           </w:tblBorders>
           <w:tblCellMar>
-            <w:top w:w="0" w:type="dxa"/>
-            <w:left w:w="0" w:type="dxa"/>
-            <w:bottom w:w="0" w:type="dxa"/>
-            <w:right w:w="0" w:type="dxa"/>
+            <w:top w:w="32" w:type="dxa"/>
+            <w:left w:w="64" w:type="dxa"/>
+            <w:bottom w:w="32" w:type="dxa"/>
+            <w:right w:w="64" w:type="dxa"/>
           </w:tblCellMar>
         </w:tblPrEx>
         <w:trPr>
-          <w:trHeight w:val="430" w:hRule="atLeast"/>
+          <w:trHeight w:val="0" w:hRule="atLeast"/>
+          <w:jc w:val="center"/>
         </w:trPr>
         <w:tc>
           <w:tcPr>
-            <w:tcW w:w="1147" w:type="dxa"/>
-            <w:shd w:val="clear" w:color="auto" w:fill="auto"/>
-            <w:vAlign w:val="center"/>
-          </w:tcPr>
-          <w:p>
-            <w:pPr>
+            <w:tcW w:w="1383" w:type="dxa"/>
+            <w:tcBorders>
+              <w:top w:val="single" w:color="auto" w:sz="4" w:space="0"/>
+              <w:left w:val="single" w:color="auto" w:sz="12" w:space="0"/>
+              <w:bottom w:val="single" w:color="auto" w:sz="4" w:space="0"/>
+              <w:right w:val="single" w:color="auto" w:sz="4" w:space="0"/>
+            </w:tcBorders>
+            <w:shd w:val="clear" w:color="auto" w:fill="auto"/>
+            <w:vAlign w:val="center"/>
+          </w:tcPr>
+          <w:p>
+            <w:pPr>
+              <w:snapToGrid w:val="0"/>
               <w:jc w:val="center"/>
               <w:rPr>
                 <w:rFonts w:hint="eastAsia" w:ascii="宋体" w:hAnsi="宋体" w:eastAsia="宋体" w:cs="宋体"/>
@@ -4108,11 +4779,20 @@
         </w:tc>
         <w:tc>
           <w:tcPr>
-            <w:tcW w:w="2028" w:type="dxa"/>
-            <w:shd w:val="clear" w:color="auto" w:fill="auto"/>
-          </w:tcPr>
-          <w:p>
-            <w:pPr>
+            <w:tcW w:w="1958" w:type="dxa"/>
+            <w:tcBorders>
+              <w:top w:val="single" w:color="auto" w:sz="4" w:space="0"/>
+              <w:left w:val="single" w:color="auto" w:sz="4" w:space="0"/>
+              <w:bottom w:val="single" w:color="auto" w:sz="4" w:space="0"/>
+              <w:right w:val="single" w:color="auto" w:sz="4" w:space="0"/>
+            </w:tcBorders>
+            <w:shd w:val="clear" w:color="auto" w:fill="auto"/>
+            <w:vAlign w:val="center"/>
+          </w:tcPr>
+          <w:p>
+            <w:pPr>
+              <w:snapToGrid w:val="0"/>
+              <w:jc w:val="center"/>
               <w:rPr>
                 <w:rFonts w:hint="eastAsia" w:ascii="宋体" w:hAnsi="宋体" w:eastAsia="宋体" w:cs="宋体"/>
                 <w:sz w:val="18"/>
@@ -4132,11 +4812,20 @@
         </w:tc>
         <w:tc>
           <w:tcPr>
-            <w:tcW w:w="818" w:type="dxa"/>
-            <w:shd w:val="clear" w:color="auto" w:fill="auto"/>
-          </w:tcPr>
-          <w:p>
-            <w:pPr>
+            <w:tcW w:w="970" w:type="dxa"/>
+            <w:tcBorders>
+              <w:top w:val="single" w:color="auto" w:sz="4" w:space="0"/>
+              <w:left w:val="single" w:color="auto" w:sz="4" w:space="0"/>
+              <w:bottom w:val="single" w:color="auto" w:sz="4" w:space="0"/>
+              <w:right w:val="single" w:color="auto" w:sz="4" w:space="0"/>
+            </w:tcBorders>
+            <w:shd w:val="clear" w:color="auto" w:fill="auto"/>
+            <w:vAlign w:val="center"/>
+          </w:tcPr>
+          <w:p>
+            <w:pPr>
+              <w:snapToGrid w:val="0"/>
+              <w:jc w:val="right"/>
               <w:rPr>
                 <w:rFonts w:hint="eastAsia" w:ascii="宋体" w:hAnsi="宋体" w:eastAsia="宋体" w:cs="宋体"/>
                 <w:sz w:val="18"/>
@@ -4156,11 +4845,20 @@
         </w:tc>
         <w:tc>
           <w:tcPr>
-            <w:tcW w:w="3468" w:type="dxa"/>
-            <w:shd w:val="clear" w:color="auto" w:fill="auto"/>
-          </w:tcPr>
-          <w:p>
-            <w:pPr>
+            <w:tcW w:w="3861" w:type="dxa"/>
+            <w:tcBorders>
+              <w:top w:val="single" w:color="auto" w:sz="4" w:space="0"/>
+              <w:left w:val="single" w:color="auto" w:sz="4" w:space="0"/>
+              <w:bottom w:val="single" w:color="auto" w:sz="4" w:space="0"/>
+              <w:right w:val="single" w:color="auto" w:sz="4" w:space="0"/>
+            </w:tcBorders>
+            <w:shd w:val="clear" w:color="auto" w:fill="auto"/>
+            <w:vAlign w:val="center"/>
+          </w:tcPr>
+          <w:p>
+            <w:pPr>
+              <w:snapToGrid w:val="0"/>
+              <w:jc w:val="left"/>
               <w:rPr>
                 <w:rFonts w:hint="eastAsia" w:ascii="宋体" w:hAnsi="宋体" w:eastAsia="宋体" w:cs="宋体"/>
                 <w:sz w:val="18"/>
@@ -4197,11 +4895,20 @@
         </w:tc>
         <w:tc>
           <w:tcPr>
-            <w:tcW w:w="609" w:type="dxa"/>
-            <w:shd w:val="clear" w:color="auto" w:fill="auto"/>
-          </w:tcPr>
-          <w:p>
-            <w:pPr>
+            <w:tcW w:w="756" w:type="dxa"/>
+            <w:tcBorders>
+              <w:top w:val="single" w:color="auto" w:sz="4" w:space="0"/>
+              <w:left w:val="single" w:color="auto" w:sz="4" w:space="0"/>
+              <w:bottom w:val="single" w:color="auto" w:sz="4" w:space="0"/>
+              <w:right w:val="single" w:color="auto" w:sz="12" w:space="0"/>
+            </w:tcBorders>
+            <w:shd w:val="clear" w:color="auto" w:fill="auto"/>
+            <w:vAlign w:val="center"/>
+          </w:tcPr>
+          <w:p>
+            <w:pPr>
+              <w:snapToGrid w:val="0"/>
+              <w:jc w:val="center"/>
               <w:rPr>
                 <w:rFonts w:hint="eastAsia" w:ascii="宋体" w:hAnsi="宋体" w:eastAsia="宋体" w:cs="宋体"/>
                 <w:sz w:val="18"/>
@@ -4231,23 +4938,31 @@
             <w:insideV w:val="single" w:color="000000" w:sz="6" w:space="0"/>
           </w:tblBorders>
           <w:tblCellMar>
-            <w:top w:w="0" w:type="dxa"/>
-            <w:left w:w="0" w:type="dxa"/>
-            <w:bottom w:w="0" w:type="dxa"/>
-            <w:right w:w="0" w:type="dxa"/>
+            <w:top w:w="32" w:type="dxa"/>
+            <w:left w:w="64" w:type="dxa"/>
+            <w:bottom w:w="32" w:type="dxa"/>
+            <w:right w:w="64" w:type="dxa"/>
           </w:tblCellMar>
         </w:tblPrEx>
         <w:trPr>
-          <w:trHeight w:val="430" w:hRule="atLeast"/>
+          <w:trHeight w:val="0" w:hRule="atLeast"/>
+          <w:jc w:val="center"/>
         </w:trPr>
         <w:tc>
           <w:tcPr>
-            <w:tcW w:w="1147" w:type="dxa"/>
-            <w:shd w:val="clear" w:color="auto" w:fill="auto"/>
-            <w:vAlign w:val="center"/>
-          </w:tcPr>
-          <w:p>
-            <w:pPr>
+            <w:tcW w:w="1383" w:type="dxa"/>
+            <w:tcBorders>
+              <w:top w:val="single" w:color="auto" w:sz="4" w:space="0"/>
+              <w:left w:val="single" w:color="auto" w:sz="12" w:space="0"/>
+              <w:bottom w:val="single" w:color="auto" w:sz="4" w:space="0"/>
+              <w:right w:val="single" w:color="auto" w:sz="4" w:space="0"/>
+            </w:tcBorders>
+            <w:shd w:val="clear" w:color="auto" w:fill="auto"/>
+            <w:vAlign w:val="center"/>
+          </w:tcPr>
+          <w:p>
+            <w:pPr>
+              <w:snapToGrid w:val="0"/>
               <w:jc w:val="center"/>
               <w:rPr>
                 <w:rFonts w:hint="eastAsia" w:ascii="宋体" w:hAnsi="宋体" w:eastAsia="宋体" w:cs="宋体"/>
@@ -4268,11 +4983,20 @@
         </w:tc>
         <w:tc>
           <w:tcPr>
-            <w:tcW w:w="2028" w:type="dxa"/>
-            <w:shd w:val="clear" w:color="auto" w:fill="auto"/>
-          </w:tcPr>
-          <w:p>
-            <w:pPr>
+            <w:tcW w:w="1958" w:type="dxa"/>
+            <w:tcBorders>
+              <w:top w:val="single" w:color="auto" w:sz="4" w:space="0"/>
+              <w:left w:val="single" w:color="auto" w:sz="4" w:space="0"/>
+              <w:bottom w:val="single" w:color="auto" w:sz="4" w:space="0"/>
+              <w:right w:val="single" w:color="auto" w:sz="4" w:space="0"/>
+            </w:tcBorders>
+            <w:shd w:val="clear" w:color="auto" w:fill="auto"/>
+            <w:vAlign w:val="center"/>
+          </w:tcPr>
+          <w:p>
+            <w:pPr>
+              <w:snapToGrid w:val="0"/>
+              <w:jc w:val="center"/>
               <w:rPr>
                 <w:rFonts w:hint="eastAsia" w:ascii="宋体" w:hAnsi="宋体" w:eastAsia="宋体" w:cs="宋体"/>
                 <w:sz w:val="18"/>
@@ -4292,11 +5016,20 @@
         </w:tc>
         <w:tc>
           <w:tcPr>
-            <w:tcW w:w="818" w:type="dxa"/>
-            <w:shd w:val="clear" w:color="auto" w:fill="auto"/>
-          </w:tcPr>
-          <w:p>
-            <w:pPr>
+            <w:tcW w:w="970" w:type="dxa"/>
+            <w:tcBorders>
+              <w:top w:val="single" w:color="auto" w:sz="4" w:space="0"/>
+              <w:left w:val="single" w:color="auto" w:sz="4" w:space="0"/>
+              <w:bottom w:val="single" w:color="auto" w:sz="4" w:space="0"/>
+              <w:right w:val="single" w:color="auto" w:sz="4" w:space="0"/>
+            </w:tcBorders>
+            <w:shd w:val="clear" w:color="auto" w:fill="auto"/>
+            <w:vAlign w:val="center"/>
+          </w:tcPr>
+          <w:p>
+            <w:pPr>
+              <w:snapToGrid w:val="0"/>
+              <w:jc w:val="right"/>
               <w:rPr>
                 <w:rFonts w:hint="eastAsia" w:ascii="宋体" w:hAnsi="宋体" w:eastAsia="宋体" w:cs="宋体"/>
                 <w:sz w:val="18"/>
@@ -4316,11 +5049,20 @@
         </w:tc>
         <w:tc>
           <w:tcPr>
-            <w:tcW w:w="3468" w:type="dxa"/>
-            <w:shd w:val="clear" w:color="auto" w:fill="auto"/>
-          </w:tcPr>
-          <w:p>
-            <w:pPr>
+            <w:tcW w:w="3861" w:type="dxa"/>
+            <w:tcBorders>
+              <w:top w:val="single" w:color="auto" w:sz="4" w:space="0"/>
+              <w:left w:val="single" w:color="auto" w:sz="4" w:space="0"/>
+              <w:bottom w:val="single" w:color="auto" w:sz="4" w:space="0"/>
+              <w:right w:val="single" w:color="auto" w:sz="4" w:space="0"/>
+            </w:tcBorders>
+            <w:shd w:val="clear" w:color="auto" w:fill="auto"/>
+            <w:vAlign w:val="center"/>
+          </w:tcPr>
+          <w:p>
+            <w:pPr>
+              <w:snapToGrid w:val="0"/>
+              <w:jc w:val="left"/>
               <w:rPr>
                 <w:rFonts w:hint="eastAsia" w:ascii="宋体" w:hAnsi="宋体" w:eastAsia="宋体" w:cs="宋体"/>
                 <w:sz w:val="18"/>
@@ -4340,11 +5082,20 @@
         </w:tc>
         <w:tc>
           <w:tcPr>
-            <w:tcW w:w="609" w:type="dxa"/>
-            <w:shd w:val="clear" w:color="auto" w:fill="auto"/>
-          </w:tcPr>
-          <w:p>
-            <w:pPr>
+            <w:tcW w:w="756" w:type="dxa"/>
+            <w:tcBorders>
+              <w:top w:val="single" w:color="auto" w:sz="4" w:space="0"/>
+              <w:left w:val="single" w:color="auto" w:sz="4" w:space="0"/>
+              <w:bottom w:val="single" w:color="auto" w:sz="4" w:space="0"/>
+              <w:right w:val="single" w:color="auto" w:sz="12" w:space="0"/>
+            </w:tcBorders>
+            <w:shd w:val="clear" w:color="auto" w:fill="auto"/>
+            <w:vAlign w:val="center"/>
+          </w:tcPr>
+          <w:p>
+            <w:pPr>
+              <w:snapToGrid w:val="0"/>
+              <w:jc w:val="center"/>
               <w:rPr>
                 <w:rFonts w:hint="eastAsia" w:ascii="宋体" w:hAnsi="宋体" w:eastAsia="宋体" w:cs="宋体"/>
                 <w:sz w:val="18"/>
@@ -4374,24 +5125,32 @@
             <w:insideV w:val="single" w:color="000000" w:sz="6" w:space="0"/>
           </w:tblBorders>
           <w:tblCellMar>
-            <w:top w:w="0" w:type="dxa"/>
-            <w:left w:w="0" w:type="dxa"/>
-            <w:bottom w:w="0" w:type="dxa"/>
-            <w:right w:w="0" w:type="dxa"/>
+            <w:top w:w="32" w:type="dxa"/>
+            <w:left w:w="64" w:type="dxa"/>
+            <w:bottom w:w="32" w:type="dxa"/>
+            <w:right w:w="64" w:type="dxa"/>
           </w:tblCellMar>
         </w:tblPrEx>
         <w:trPr>
-          <w:trHeight w:val="287" w:hRule="atLeast"/>
+          <w:trHeight w:val="0" w:hRule="atLeast"/>
+          <w:jc w:val="center"/>
         </w:trPr>
         <w:tc>
           <w:tcPr>
-            <w:tcW w:w="1147" w:type="dxa"/>
+            <w:tcW w:w="1383" w:type="dxa"/>
             <w:vMerge w:val="restart"/>
-            <w:shd w:val="clear" w:color="auto" w:fill="auto"/>
-            <w:vAlign w:val="center"/>
-          </w:tcPr>
-          <w:p>
-            <w:pPr>
+            <w:tcBorders>
+              <w:top w:val="single" w:color="auto" w:sz="4" w:space="0"/>
+              <w:left w:val="single" w:color="auto" w:sz="12" w:space="0"/>
+              <w:bottom w:val="single" w:color="auto" w:sz="4" w:space="0"/>
+              <w:right w:val="single" w:color="auto" w:sz="4" w:space="0"/>
+            </w:tcBorders>
+            <w:shd w:val="clear" w:color="auto" w:fill="auto"/>
+            <w:vAlign w:val="center"/>
+          </w:tcPr>
+          <w:p>
+            <w:pPr>
+              <w:snapToGrid w:val="0"/>
               <w:jc w:val="center"/>
               <w:rPr>
                 <w:rFonts w:hint="eastAsia" w:ascii="宋体" w:hAnsi="宋体" w:eastAsia="宋体" w:cs="宋体"/>
@@ -4412,11 +5171,20 @@
         </w:tc>
         <w:tc>
           <w:tcPr>
-            <w:tcW w:w="2028" w:type="dxa"/>
-            <w:shd w:val="clear" w:color="auto" w:fill="auto"/>
-          </w:tcPr>
-          <w:p>
-            <w:pPr>
+            <w:tcW w:w="1958" w:type="dxa"/>
+            <w:tcBorders>
+              <w:top w:val="single" w:color="auto" w:sz="4" w:space="0"/>
+              <w:left w:val="single" w:color="auto" w:sz="4" w:space="0"/>
+              <w:bottom w:val="single" w:color="auto" w:sz="4" w:space="0"/>
+              <w:right w:val="single" w:color="auto" w:sz="4" w:space="0"/>
+            </w:tcBorders>
+            <w:shd w:val="clear" w:color="auto" w:fill="auto"/>
+            <w:vAlign w:val="center"/>
+          </w:tcPr>
+          <w:p>
+            <w:pPr>
+              <w:snapToGrid w:val="0"/>
+              <w:jc w:val="center"/>
               <w:rPr>
                 <w:rFonts w:hint="eastAsia" w:ascii="宋体" w:hAnsi="宋体" w:eastAsia="宋体" w:cs="宋体"/>
                 <w:sz w:val="18"/>
@@ -4436,11 +5204,20 @@
         </w:tc>
         <w:tc>
           <w:tcPr>
-            <w:tcW w:w="818" w:type="dxa"/>
-            <w:shd w:val="clear" w:color="auto" w:fill="auto"/>
-          </w:tcPr>
-          <w:p>
-            <w:pPr>
+            <w:tcW w:w="970" w:type="dxa"/>
+            <w:tcBorders>
+              <w:top w:val="single" w:color="auto" w:sz="4" w:space="0"/>
+              <w:left w:val="single" w:color="auto" w:sz="4" w:space="0"/>
+              <w:bottom w:val="single" w:color="auto" w:sz="4" w:space="0"/>
+              <w:right w:val="single" w:color="auto" w:sz="4" w:space="0"/>
+            </w:tcBorders>
+            <w:shd w:val="clear" w:color="auto" w:fill="auto"/>
+            <w:vAlign w:val="center"/>
+          </w:tcPr>
+          <w:p>
+            <w:pPr>
+              <w:snapToGrid w:val="0"/>
+              <w:jc w:val="right"/>
               <w:rPr>
                 <w:rFonts w:hint="eastAsia" w:ascii="宋体" w:hAnsi="宋体" w:eastAsia="宋体" w:cs="宋体"/>
                 <w:sz w:val="18"/>
@@ -4460,11 +5237,20 @@
         </w:tc>
         <w:tc>
           <w:tcPr>
-            <w:tcW w:w="3468" w:type="dxa"/>
-            <w:shd w:val="clear" w:color="auto" w:fill="auto"/>
-          </w:tcPr>
-          <w:p>
-            <w:pPr>
+            <w:tcW w:w="3861" w:type="dxa"/>
+            <w:tcBorders>
+              <w:top w:val="single" w:color="auto" w:sz="4" w:space="0"/>
+              <w:left w:val="single" w:color="auto" w:sz="4" w:space="0"/>
+              <w:bottom w:val="single" w:color="auto" w:sz="4" w:space="0"/>
+              <w:right w:val="single" w:color="auto" w:sz="4" w:space="0"/>
+            </w:tcBorders>
+            <w:shd w:val="clear" w:color="auto" w:fill="auto"/>
+            <w:vAlign w:val="center"/>
+          </w:tcPr>
+          <w:p>
+            <w:pPr>
+              <w:snapToGrid w:val="0"/>
+              <w:jc w:val="left"/>
               <w:rPr>
                 <w:rFonts w:hint="eastAsia" w:ascii="宋体" w:hAnsi="宋体" w:eastAsia="宋体" w:cs="宋体"/>
                 <w:sz w:val="18"/>
@@ -4484,11 +5270,20 @@
         </w:tc>
         <w:tc>
           <w:tcPr>
-            <w:tcW w:w="609" w:type="dxa"/>
-            <w:shd w:val="clear" w:color="auto" w:fill="auto"/>
-          </w:tcPr>
-          <w:p>
-            <w:pPr>
+            <w:tcW w:w="756" w:type="dxa"/>
+            <w:tcBorders>
+              <w:top w:val="single" w:color="auto" w:sz="4" w:space="0"/>
+              <w:left w:val="single" w:color="auto" w:sz="4" w:space="0"/>
+              <w:bottom w:val="single" w:color="auto" w:sz="4" w:space="0"/>
+              <w:right w:val="single" w:color="auto" w:sz="12" w:space="0"/>
+            </w:tcBorders>
+            <w:shd w:val="clear" w:color="auto" w:fill="auto"/>
+            <w:vAlign w:val="center"/>
+          </w:tcPr>
+          <w:p>
+            <w:pPr>
+              <w:snapToGrid w:val="0"/>
+              <w:jc w:val="center"/>
               <w:rPr>
                 <w:rFonts w:hint="eastAsia" w:ascii="宋体" w:hAnsi="宋体" w:eastAsia="宋体" w:cs="宋体"/>
                 <w:sz w:val="18"/>
@@ -4518,23 +5313,31 @@
             <w:insideV w:val="single" w:color="000000" w:sz="6" w:space="0"/>
           </w:tblBorders>
           <w:tblCellMar>
-            <w:top w:w="0" w:type="dxa"/>
-            <w:left w:w="0" w:type="dxa"/>
-            <w:bottom w:w="0" w:type="dxa"/>
-            <w:right w:w="0" w:type="dxa"/>
+            <w:top w:w="32" w:type="dxa"/>
+            <w:left w:w="64" w:type="dxa"/>
+            <w:bottom w:w="32" w:type="dxa"/>
+            <w:right w:w="64" w:type="dxa"/>
           </w:tblCellMar>
         </w:tblPrEx>
         <w:trPr>
-          <w:trHeight w:val="430" w:hRule="atLeast"/>
+          <w:trHeight w:val="0" w:hRule="atLeast"/>
+          <w:jc w:val="center"/>
         </w:trPr>
         <w:tc>
           <w:tcPr>
-            <w:tcW w:w="1147" w:type="dxa"/>
+            <w:tcW w:w="1383" w:type="dxa"/>
             <w:vMerge w:val="continue"/>
-            <w:vAlign w:val="center"/>
-          </w:tcPr>
-          <w:p>
-            <w:pPr>
+            <w:tcBorders>
+              <w:top w:val="single" w:color="auto" w:sz="4" w:space="0"/>
+              <w:left w:val="single" w:color="auto" w:sz="12" w:space="0"/>
+              <w:bottom w:val="single" w:color="auto" w:sz="12" w:space="0"/>
+              <w:right w:val="single" w:color="auto" w:sz="4" w:space="0"/>
+            </w:tcBorders>
+            <w:vAlign w:val="center"/>
+          </w:tcPr>
+          <w:p>
+            <w:pPr>
+              <w:snapToGrid w:val="0"/>
               <w:jc w:val="center"/>
               <w:rPr>
                 <w:rFonts w:hint="eastAsia" w:ascii="宋体" w:hAnsi="宋体" w:eastAsia="宋体" w:cs="宋体"/>
@@ -4546,11 +5349,20 @@
         </w:tc>
         <w:tc>
           <w:tcPr>
-            <w:tcW w:w="2028" w:type="dxa"/>
-            <w:shd w:val="clear" w:color="auto" w:fill="auto"/>
-          </w:tcPr>
-          <w:p>
-            <w:pPr>
+            <w:tcW w:w="1958" w:type="dxa"/>
+            <w:tcBorders>
+              <w:top w:val="single" w:color="auto" w:sz="4" w:space="0"/>
+              <w:left w:val="single" w:color="auto" w:sz="4" w:space="0"/>
+              <w:bottom w:val="single" w:color="auto" w:sz="12" w:space="0"/>
+              <w:right w:val="single" w:color="auto" w:sz="4" w:space="0"/>
+            </w:tcBorders>
+            <w:shd w:val="clear" w:color="auto" w:fill="auto"/>
+            <w:vAlign w:val="center"/>
+          </w:tcPr>
+          <w:p>
+            <w:pPr>
+              <w:snapToGrid w:val="0"/>
+              <w:jc w:val="center"/>
               <w:rPr>
                 <w:rFonts w:hint="eastAsia" w:ascii="宋体" w:hAnsi="宋体" w:eastAsia="宋体" w:cs="宋体"/>
                 <w:sz w:val="18"/>
@@ -4570,11 +5382,20 @@
         </w:tc>
         <w:tc>
           <w:tcPr>
-            <w:tcW w:w="818" w:type="dxa"/>
-            <w:shd w:val="clear" w:color="auto" w:fill="auto"/>
-          </w:tcPr>
-          <w:p>
-            <w:pPr>
+            <w:tcW w:w="970" w:type="dxa"/>
+            <w:tcBorders>
+              <w:top w:val="single" w:color="auto" w:sz="4" w:space="0"/>
+              <w:left w:val="single" w:color="auto" w:sz="4" w:space="0"/>
+              <w:bottom w:val="single" w:color="auto" w:sz="12" w:space="0"/>
+              <w:right w:val="single" w:color="auto" w:sz="4" w:space="0"/>
+            </w:tcBorders>
+            <w:shd w:val="clear" w:color="auto" w:fill="auto"/>
+            <w:vAlign w:val="center"/>
+          </w:tcPr>
+          <w:p>
+            <w:pPr>
+              <w:snapToGrid w:val="0"/>
+              <w:jc w:val="right"/>
               <w:rPr>
                 <w:rFonts w:hint="eastAsia" w:ascii="宋体" w:hAnsi="宋体" w:eastAsia="宋体" w:cs="宋体"/>
                 <w:sz w:val="18"/>
@@ -4594,11 +5415,20 @@
         </w:tc>
         <w:tc>
           <w:tcPr>
-            <w:tcW w:w="3468" w:type="dxa"/>
-            <w:shd w:val="clear" w:color="auto" w:fill="auto"/>
-          </w:tcPr>
-          <w:p>
-            <w:pPr>
+            <w:tcW w:w="3861" w:type="dxa"/>
+            <w:tcBorders>
+              <w:top w:val="single" w:color="auto" w:sz="4" w:space="0"/>
+              <w:left w:val="single" w:color="auto" w:sz="4" w:space="0"/>
+              <w:bottom w:val="single" w:color="auto" w:sz="12" w:space="0"/>
+              <w:right w:val="single" w:color="auto" w:sz="4" w:space="0"/>
+            </w:tcBorders>
+            <w:shd w:val="clear" w:color="auto" w:fill="auto"/>
+            <w:vAlign w:val="center"/>
+          </w:tcPr>
+          <w:p>
+            <w:pPr>
+              <w:snapToGrid w:val="0"/>
+              <w:jc w:val="left"/>
               <w:rPr>
                 <w:rFonts w:hint="eastAsia" w:ascii="宋体" w:hAnsi="宋体" w:eastAsia="宋体" w:cs="宋体"/>
                 <w:sz w:val="18"/>
@@ -4618,11 +5448,20 @@
         </w:tc>
         <w:tc>
           <w:tcPr>
-            <w:tcW w:w="609" w:type="dxa"/>
-            <w:shd w:val="clear" w:color="auto" w:fill="auto"/>
-          </w:tcPr>
-          <w:p>
-            <w:pPr>
+            <w:tcW w:w="756" w:type="dxa"/>
+            <w:tcBorders>
+              <w:top w:val="single" w:color="auto" w:sz="4" w:space="0"/>
+              <w:left w:val="single" w:color="auto" w:sz="4" w:space="0"/>
+              <w:bottom w:val="single" w:color="auto" w:sz="12" w:space="0"/>
+              <w:right w:val="single" w:color="auto" w:sz="12" w:space="0"/>
+            </w:tcBorders>
+            <w:shd w:val="clear" w:color="auto" w:fill="auto"/>
+            <w:vAlign w:val="center"/>
+          </w:tcPr>
+          <w:p>
+            <w:pPr>
+              <w:snapToGrid w:val="0"/>
+              <w:jc w:val="center"/>
               <w:rPr>
                 <w:rFonts w:hint="eastAsia" w:ascii="宋体" w:hAnsi="宋体" w:eastAsia="宋体" w:cs="宋体"/>
                 <w:sz w:val="18"/>
